--- a/reports/Analysis_improved model.docx
+++ b/reports/Analysis_improved model.docx
@@ -109,7 +109,7 @@
     <w:p>
       <w:r>
         <w:pict w14:anchorId="484A0DA9">
-          <v:rect id="_x0000_i1049" style="width:0;height:1.5pt" o:hralign="center" o:hrstd="t" o:hr="t" fillcolor="#a0a0a0" stroked="f"/>
+          <v:rect id="_x0000_i1025" style="width:0;height:1.5pt" o:hralign="center" o:hrstd="t" o:hr="t" fillcolor="#a0a0a0" stroked="f"/>
         </w:pict>
       </w:r>
     </w:p>
@@ -269,7 +269,7 @@
     <w:p>
       <w:r>
         <w:pict w14:anchorId="5BFAEB67">
-          <v:rect id="_x0000_i1050" style="width:0;height:1.5pt" o:hralign="center" o:hrstd="t" o:hr="t" fillcolor="#a0a0a0" stroked="f"/>
+          <v:rect id="_x0000_i1026" style="width:0;height:1.5pt" o:hralign="center" o:hrstd="t" o:hr="t" fillcolor="#a0a0a0" stroked="f"/>
         </w:pict>
       </w:r>
     </w:p>
@@ -866,7 +866,7 @@
     <w:p>
       <w:r>
         <w:pict w14:anchorId="4425B48C">
-          <v:rect id="_x0000_i1051" style="width:0;height:1.5pt" o:hralign="center" o:hrstd="t" o:hr="t" fillcolor="#a0a0a0" stroked="f"/>
+          <v:rect id="_x0000_i1027" style="width:0;height:1.5pt" o:hralign="center" o:hrstd="t" o:hr="t" fillcolor="#a0a0a0" stroked="f"/>
         </w:pict>
       </w:r>
     </w:p>
@@ -952,7 +952,7 @@
     <w:p>
       <w:r>
         <w:pict w14:anchorId="758C2870">
-          <v:rect id="_x0000_i1052" style="width:0;height:1.5pt" o:hralign="center" o:hrstd="t" o:hr="t" fillcolor="#a0a0a0" stroked="f"/>
+          <v:rect id="_x0000_i1028" style="width:0;height:1.5pt" o:hralign="center" o:hrstd="t" o:hr="t" fillcolor="#a0a0a0" stroked="f"/>
         </w:pict>
       </w:r>
     </w:p>
@@ -2022,7 +2022,1557 @@
         <w:t>), reflecting modest improvement after hyperparameter optimization.</w:t>
       </w:r>
     </w:p>
+    <w:p>
+      <w:pPr>
+        <w:rPr>
+          <w:b/>
+          <w:bCs/>
+        </w:rPr>
+      </w:pPr>
+    </w:p>
+    <w:p>
+      <w:pPr>
+        <w:rPr>
+          <w:b/>
+          <w:bCs/>
+        </w:rPr>
+      </w:pPr>
+      <w:r>
+        <w:rPr>
+          <w:b/>
+          <w:bCs/>
+        </w:rPr>
+        <w:t>Feature Importance Insights (Top 10 Features)</w:t>
+      </w:r>
+    </w:p>
+    <w:p>
+      <w:r>
+        <w:t xml:space="preserve">These features explain what Random Forest </w:t>
+      </w:r>
+      <w:r>
+        <w:t xml:space="preserve">mode </w:t>
+      </w:r>
+      <w:r>
+        <w:t xml:space="preserve">is looking at when predicting </w:t>
+      </w:r>
+      <w:r>
+        <w:rPr>
+          <w:b/>
+          <w:bCs/>
+        </w:rPr>
+        <w:t>Uptrend / Sideways / Downtrend</w:t>
+      </w:r>
+      <w:r>
+        <w:t>.</w:t>
+      </w:r>
+    </w:p>
     <w:p/>
+    <w:p>
+      <w:pPr>
+        <w:pStyle w:val="ListParagraph"/>
+        <w:numPr>
+          <w:ilvl w:val="0"/>
+          <w:numId w:val="20"/>
+        </w:numPr>
+        <w:rPr>
+          <w:b/>
+          <w:bCs/>
+        </w:rPr>
+      </w:pPr>
+      <w:r>
+        <w:rPr>
+          <w:b/>
+          <w:bCs/>
+        </w:rPr>
+        <w:t>volatility_20 — (0.0781)</w:t>
+      </w:r>
+    </w:p>
+    <w:p>
+      <w:r>
+        <w:rPr>
+          <w:b/>
+          <w:bCs/>
+        </w:rPr>
+        <w:t>What it is:</w:t>
+      </w:r>
+      <w:r>
+        <w:br/>
+        <w:t>20-day volatility = how much price jumps up and down.</w:t>
+      </w:r>
+    </w:p>
+    <w:p>
+      <w:r>
+        <w:rPr>
+          <w:b/>
+          <w:bCs/>
+        </w:rPr>
+        <w:t>Why it's important:</w:t>
+      </w:r>
+    </w:p>
+    <w:p>
+      <w:pPr>
+        <w:numPr>
+          <w:ilvl w:val="0"/>
+          <w:numId w:val="7"/>
+        </w:numPr>
+      </w:pPr>
+      <w:r>
+        <w:t>High volatility often happens before big moves.</w:t>
+      </w:r>
+    </w:p>
+    <w:p>
+      <w:pPr>
+        <w:numPr>
+          <w:ilvl w:val="0"/>
+          <w:numId w:val="7"/>
+        </w:numPr>
+      </w:pPr>
+      <w:r>
+        <w:t>Low volatility usually means the market is calm or consolidating.</w:t>
+      </w:r>
+    </w:p>
+    <w:p>
+      <w:pPr>
+        <w:numPr>
+          <w:ilvl w:val="0"/>
+          <w:numId w:val="7"/>
+        </w:numPr>
+      </w:pPr>
+      <w:r>
+        <w:t>My</w:t>
+      </w:r>
+      <w:r>
+        <w:t xml:space="preserve"> model uses it to identify </w:t>
+      </w:r>
+      <w:r>
+        <w:rPr>
+          <w:b/>
+          <w:bCs/>
+        </w:rPr>
+        <w:t>trend strength</w:t>
+      </w:r>
+      <w:r>
+        <w:t>.</w:t>
+      </w:r>
+    </w:p>
+    <w:p>
+      <w:r>
+        <w:pict w14:anchorId="06ED51B3">
+          <v:rect id="_x0000_i1096" style="width:0;height:1.5pt" o:hralign="center" o:hrstd="t" o:hr="t" fillcolor="#a0a0a0" stroked="f"/>
+        </w:pict>
+      </w:r>
+    </w:p>
+    <w:p>
+      <w:pPr>
+        <w:pStyle w:val="ListParagraph"/>
+        <w:numPr>
+          <w:ilvl w:val="0"/>
+          <w:numId w:val="20"/>
+        </w:numPr>
+        <w:rPr>
+          <w:b/>
+          <w:bCs/>
+        </w:rPr>
+      </w:pPr>
+      <w:r>
+        <w:rPr>
+          <w:b/>
+          <w:bCs/>
+        </w:rPr>
+        <w:t xml:space="preserve"> </w:t>
+      </w:r>
+      <w:proofErr w:type="spellStart"/>
+      <w:r>
+        <w:rPr>
+          <w:b/>
+          <w:bCs/>
+        </w:rPr>
+        <w:t>obv</w:t>
+      </w:r>
+      <w:proofErr w:type="spellEnd"/>
+      <w:r>
+        <w:rPr>
+          <w:b/>
+          <w:bCs/>
+        </w:rPr>
+        <w:t xml:space="preserve"> (On-Balance Volume) — (0.0723)</w:t>
+      </w:r>
+    </w:p>
+    <w:p>
+      <w:r>
+        <w:rPr>
+          <w:b/>
+          <w:bCs/>
+        </w:rPr>
+        <w:t>What it is:</w:t>
+      </w:r>
+      <w:r>
+        <w:br/>
+        <w:t>OBV tracks whether volume moves with price.</w:t>
+      </w:r>
+    </w:p>
+    <w:p>
+      <w:r>
+        <w:rPr>
+          <w:b/>
+          <w:bCs/>
+        </w:rPr>
+        <w:t>Why it's important:</w:t>
+      </w:r>
+    </w:p>
+    <w:p>
+      <w:pPr>
+        <w:numPr>
+          <w:ilvl w:val="0"/>
+          <w:numId w:val="8"/>
+        </w:numPr>
+      </w:pPr>
+      <w:r>
+        <w:lastRenderedPageBreak/>
+        <w:t xml:space="preserve">If price goes up </w:t>
+      </w:r>
+      <w:r>
+        <w:rPr>
+          <w:i/>
+          <w:iCs/>
+        </w:rPr>
+        <w:t>with high volume</w:t>
+      </w:r>
+      <w:r>
+        <w:t>, trend is stronger.</w:t>
+      </w:r>
+    </w:p>
+    <w:p>
+      <w:pPr>
+        <w:numPr>
+          <w:ilvl w:val="0"/>
+          <w:numId w:val="8"/>
+        </w:numPr>
+      </w:pPr>
+      <w:r>
+        <w:t xml:space="preserve">If price moves up </w:t>
+      </w:r>
+      <w:r>
+        <w:rPr>
+          <w:i/>
+          <w:iCs/>
+        </w:rPr>
+        <w:t>with low volume</w:t>
+      </w:r>
+      <w:r>
+        <w:t>, trend is weak.</w:t>
+      </w:r>
+      <w:r>
+        <w:br/>
+      </w:r>
+      <w:r>
+        <w:t>My</w:t>
+      </w:r>
+      <w:r>
+        <w:t xml:space="preserve"> model uses OBV to see whether traders support the trend.</w:t>
+      </w:r>
+    </w:p>
+    <w:p/>
+    <w:p>
+      <w:pPr>
+        <w:pStyle w:val="ListParagraph"/>
+        <w:numPr>
+          <w:ilvl w:val="0"/>
+          <w:numId w:val="20"/>
+        </w:numPr>
+        <w:rPr>
+          <w:b/>
+          <w:bCs/>
+        </w:rPr>
+      </w:pPr>
+      <w:r>
+        <w:rPr>
+          <w:b/>
+          <w:bCs/>
+        </w:rPr>
+        <w:t>open — (0.0704)</w:t>
+      </w:r>
+    </w:p>
+    <w:p>
+      <w:r>
+        <w:rPr>
+          <w:b/>
+          <w:bCs/>
+        </w:rPr>
+        <w:t>What it is:</w:t>
+      </w:r>
+      <w:r>
+        <w:br/>
+        <w:t>Opening price for the day.</w:t>
+      </w:r>
+    </w:p>
+    <w:p>
+      <w:r>
+        <w:rPr>
+          <w:b/>
+          <w:bCs/>
+        </w:rPr>
+        <w:t>Why it's important:</w:t>
+      </w:r>
+    </w:p>
+    <w:p>
+      <w:pPr>
+        <w:numPr>
+          <w:ilvl w:val="0"/>
+          <w:numId w:val="9"/>
+        </w:numPr>
+      </w:pPr>
+      <w:r>
+        <w:t>Gives model a baseline of the day’s movement.</w:t>
+      </w:r>
+    </w:p>
+    <w:p>
+      <w:pPr>
+        <w:numPr>
+          <w:ilvl w:val="0"/>
+          <w:numId w:val="9"/>
+        </w:numPr>
+      </w:pPr>
+      <w:r>
+        <w:t>Helps compare with indicators like returns and momentum.</w:t>
+      </w:r>
+      <w:r>
+        <w:br/>
+        <w:t>It influences the direction of returns and daily price pattern.</w:t>
+      </w:r>
+    </w:p>
+    <w:p>
+      <w:r>
+        <w:t xml:space="preserve">4. </w:t>
+      </w:r>
+      <w:r>
+        <w:rPr>
+          <w:b/>
+          <w:bCs/>
+        </w:rPr>
+        <w:t xml:space="preserve"> volume_sma_20 — (0.0682)</w:t>
+      </w:r>
+    </w:p>
+    <w:p>
+      <w:r>
+        <w:rPr>
+          <w:b/>
+          <w:bCs/>
+        </w:rPr>
+        <w:t>What it is:</w:t>
+      </w:r>
+      <w:r>
+        <w:br/>
+        <w:t>20-day average volume.</w:t>
+      </w:r>
+    </w:p>
+    <w:p>
+      <w:r>
+        <w:rPr>
+          <w:b/>
+          <w:bCs/>
+        </w:rPr>
+        <w:t>Why it matters:</w:t>
+      </w:r>
+    </w:p>
+    <w:p>
+      <w:pPr>
+        <w:numPr>
+          <w:ilvl w:val="0"/>
+          <w:numId w:val="10"/>
+        </w:numPr>
+      </w:pPr>
+      <w:r>
+        <w:t>Shows the typical trading activity level.</w:t>
+      </w:r>
+    </w:p>
+    <w:p>
+      <w:pPr>
+        <w:numPr>
+          <w:ilvl w:val="0"/>
+          <w:numId w:val="10"/>
+        </w:numPr>
+      </w:pPr>
+      <w:r>
+        <w:t>Large deviations explain strength/weakness of price moves.</w:t>
+      </w:r>
+      <w:r>
+        <w:br/>
+        <w:t>Model uses this to understand if current activity is unusual.</w:t>
+      </w:r>
+    </w:p>
+    <w:p/>
+    <w:p>
+      <w:pPr>
+        <w:rPr>
+          <w:b/>
+          <w:bCs/>
+        </w:rPr>
+      </w:pPr>
+      <w:r>
+        <w:rPr>
+          <w:b/>
+          <w:bCs/>
+        </w:rPr>
+        <w:t xml:space="preserve">5. </w:t>
+      </w:r>
+      <w:r>
+        <w:rPr>
+          <w:b/>
+          <w:bCs/>
+        </w:rPr>
+        <w:t xml:space="preserve"> </w:t>
+      </w:r>
+      <w:proofErr w:type="spellStart"/>
+      <w:r>
+        <w:rPr>
+          <w:b/>
+          <w:bCs/>
+        </w:rPr>
+        <w:t>macd</w:t>
+      </w:r>
+      <w:proofErr w:type="spellEnd"/>
+      <w:r>
+        <w:rPr>
+          <w:b/>
+          <w:bCs/>
+        </w:rPr>
+        <w:t xml:space="preserve"> — (0.0659)</w:t>
+      </w:r>
+    </w:p>
+    <w:p>
+      <w:r>
+        <w:rPr>
+          <w:b/>
+          <w:bCs/>
+        </w:rPr>
+        <w:t>What it is:</w:t>
+      </w:r>
+      <w:r>
+        <w:br/>
+        <w:t>Trend indicator: difference between short-term and long-term moving averages.</w:t>
+      </w:r>
+    </w:p>
+    <w:p>
+      <w:r>
+        <w:rPr>
+          <w:b/>
+          <w:bCs/>
+        </w:rPr>
+        <w:t>Why it's important:</w:t>
+      </w:r>
+    </w:p>
+    <w:p>
+      <w:pPr>
+        <w:numPr>
+          <w:ilvl w:val="0"/>
+          <w:numId w:val="11"/>
+        </w:numPr>
+      </w:pPr>
+      <w:r>
+        <w:t>Positive MACD = upward trend momentum</w:t>
+      </w:r>
+    </w:p>
+    <w:p>
+      <w:pPr>
+        <w:numPr>
+          <w:ilvl w:val="0"/>
+          <w:numId w:val="11"/>
+        </w:numPr>
+      </w:pPr>
+      <w:r>
+        <w:t>Negative MACD = downward momentum</w:t>
+      </w:r>
+      <w:r>
+        <w:br/>
+      </w:r>
+      <w:r>
+        <w:t>my</w:t>
+      </w:r>
+      <w:r>
+        <w:t xml:space="preserve"> model uses MACD to classify </w:t>
+      </w:r>
+      <w:r>
+        <w:rPr>
+          <w:b/>
+          <w:bCs/>
+        </w:rPr>
+        <w:t>Uptrend vs Downtrend</w:t>
+      </w:r>
+      <w:r>
+        <w:t>.</w:t>
+      </w:r>
+    </w:p>
+    <w:p>
+      <w:r>
+        <w:pict w14:anchorId="68A4E4E1">
+          <v:rect id="_x0000_i1100" style="width:0;height:1.5pt" o:hralign="center" o:hrstd="t" o:hr="t" fillcolor="#a0a0a0" stroked="f"/>
+        </w:pict>
+      </w:r>
+    </w:p>
+    <w:p>
+      <w:pPr>
+        <w:rPr>
+          <w:b/>
+          <w:bCs/>
+        </w:rPr>
+      </w:pPr>
+      <w:r>
+        <w:rPr>
+          <w:b/>
+          <w:bCs/>
+        </w:rPr>
+        <w:t xml:space="preserve">6. </w:t>
+      </w:r>
+      <w:r>
+        <w:rPr>
+          <w:b/>
+          <w:bCs/>
+        </w:rPr>
+        <w:t xml:space="preserve"> </w:t>
+      </w:r>
+      <w:proofErr w:type="spellStart"/>
+      <w:r>
+        <w:rPr>
+          <w:b/>
+          <w:bCs/>
+        </w:rPr>
+        <w:t>macd_histogram</w:t>
+      </w:r>
+      <w:proofErr w:type="spellEnd"/>
+      <w:r>
+        <w:rPr>
+          <w:b/>
+          <w:bCs/>
+        </w:rPr>
+        <w:t xml:space="preserve"> — (0.0653)</w:t>
+      </w:r>
+    </w:p>
+    <w:p>
+      <w:r>
+        <w:rPr>
+          <w:b/>
+          <w:bCs/>
+        </w:rPr>
+        <w:lastRenderedPageBreak/>
+        <w:t>What it is:</w:t>
+      </w:r>
+      <w:r>
+        <w:br/>
+        <w:t>Shows how fast MACD is changing.</w:t>
+      </w:r>
+    </w:p>
+    <w:p>
+      <w:r>
+        <w:rPr>
+          <w:b/>
+          <w:bCs/>
+        </w:rPr>
+        <w:t>Why this matters:</w:t>
+      </w:r>
+    </w:p>
+    <w:p>
+      <w:pPr>
+        <w:numPr>
+          <w:ilvl w:val="0"/>
+          <w:numId w:val="12"/>
+        </w:numPr>
+      </w:pPr>
+      <w:r>
+        <w:t>Expanding histogram = increasing momentum</w:t>
+      </w:r>
+    </w:p>
+    <w:p>
+      <w:pPr>
+        <w:numPr>
+          <w:ilvl w:val="0"/>
+          <w:numId w:val="12"/>
+        </w:numPr>
+      </w:pPr>
+      <w:r>
+        <w:t>Shrinking histogram = weakening trend</w:t>
+      </w:r>
+      <w:r>
+        <w:br/>
+        <w:t xml:space="preserve">The model uses this to detect </w:t>
+      </w:r>
+      <w:r>
+        <w:rPr>
+          <w:i/>
+          <w:iCs/>
+        </w:rPr>
+        <w:t>momentum shifts</w:t>
+      </w:r>
+      <w:r>
+        <w:t>.</w:t>
+      </w:r>
+    </w:p>
+    <w:p/>
+    <w:p>
+      <w:pPr>
+        <w:rPr>
+          <w:b/>
+          <w:bCs/>
+        </w:rPr>
+      </w:pPr>
+      <w:r>
+        <w:rPr>
+          <w:b/>
+          <w:bCs/>
+        </w:rPr>
+        <w:t xml:space="preserve">7. </w:t>
+      </w:r>
+      <w:r>
+        <w:rPr>
+          <w:b/>
+          <w:bCs/>
+        </w:rPr>
+        <w:t xml:space="preserve"> </w:t>
+      </w:r>
+      <w:proofErr w:type="spellStart"/>
+      <w:r>
+        <w:rPr>
+          <w:b/>
+          <w:bCs/>
+        </w:rPr>
+        <w:t>bb_width</w:t>
+      </w:r>
+      <w:proofErr w:type="spellEnd"/>
+      <w:r>
+        <w:rPr>
+          <w:b/>
+          <w:bCs/>
+        </w:rPr>
+        <w:t xml:space="preserve"> (Bollinger Band Width) — (0.0639)</w:t>
+      </w:r>
+    </w:p>
+    <w:p>
+      <w:r>
+        <w:rPr>
+          <w:b/>
+          <w:bCs/>
+        </w:rPr>
+        <w:t>What it is:</w:t>
+      </w:r>
+      <w:r>
+        <w:br/>
+        <w:t>Measures price volatility through Bollinger Bands.</w:t>
+      </w:r>
+    </w:p>
+    <w:p>
+      <w:r>
+        <w:rPr>
+          <w:b/>
+          <w:bCs/>
+        </w:rPr>
+        <w:t>Why it matters:</w:t>
+      </w:r>
+    </w:p>
+    <w:p>
+      <w:pPr>
+        <w:numPr>
+          <w:ilvl w:val="0"/>
+          <w:numId w:val="13"/>
+        </w:numPr>
+      </w:pPr>
+      <w:r>
+        <w:t>Wide bands = volatile market</w:t>
+      </w:r>
+    </w:p>
+    <w:p>
+      <w:pPr>
+        <w:numPr>
+          <w:ilvl w:val="0"/>
+          <w:numId w:val="13"/>
+        </w:numPr>
+      </w:pPr>
+      <w:r>
+        <w:t>Narrow bands = quiet market</w:t>
+      </w:r>
+      <w:r>
+        <w:br/>
+        <w:t>Often used to predict upcoming breakouts — model uses it the same way.</w:t>
+      </w:r>
+    </w:p>
+    <w:p/>
+    <w:p>
+      <w:pPr>
+        <w:rPr>
+          <w:b/>
+          <w:bCs/>
+        </w:rPr>
+      </w:pPr>
+      <w:r>
+        <w:rPr>
+          <w:b/>
+          <w:bCs/>
+        </w:rPr>
+        <w:t xml:space="preserve">8. </w:t>
+      </w:r>
+      <w:r>
+        <w:rPr>
+          <w:b/>
+          <w:bCs/>
+        </w:rPr>
+        <w:t xml:space="preserve"> rsi_14 — (0.0620)</w:t>
+      </w:r>
+    </w:p>
+    <w:p>
+      <w:r>
+        <w:rPr>
+          <w:b/>
+          <w:bCs/>
+        </w:rPr>
+        <w:t>What it is:</w:t>
+      </w:r>
+      <w:r>
+        <w:br/>
+        <w:t>Momentum indicator (0–100 scale).</w:t>
+      </w:r>
+    </w:p>
+    <w:p>
+      <w:r>
+        <w:rPr>
+          <w:b/>
+          <w:bCs/>
+        </w:rPr>
+        <w:t>Why it's important:</w:t>
+      </w:r>
+    </w:p>
+    <w:p>
+      <w:pPr>
+        <w:numPr>
+          <w:ilvl w:val="0"/>
+          <w:numId w:val="14"/>
+        </w:numPr>
+      </w:pPr>
+      <w:r>
+        <w:t>Lower RSI = oversold, possible upward rebound</w:t>
+      </w:r>
+    </w:p>
+    <w:p>
+      <w:pPr>
+        <w:numPr>
+          <w:ilvl w:val="0"/>
+          <w:numId w:val="14"/>
+        </w:numPr>
+      </w:pPr>
+      <w:r>
+        <w:t>Higher RSI = overbought, possible downward rebound</w:t>
+      </w:r>
+      <w:r>
+        <w:br/>
+        <w:t xml:space="preserve">The model uses RSI to detect </w:t>
+      </w:r>
+      <w:r>
+        <w:rPr>
+          <w:b/>
+          <w:bCs/>
+        </w:rPr>
+        <w:t>trend reversals</w:t>
+      </w:r>
+      <w:r>
+        <w:t>.</w:t>
+      </w:r>
+    </w:p>
+    <w:p/>
+    <w:p>
+      <w:pPr>
+        <w:rPr>
+          <w:b/>
+          <w:bCs/>
+        </w:rPr>
+      </w:pPr>
+      <w:r>
+        <w:rPr>
+          <w:b/>
+          <w:bCs/>
+        </w:rPr>
+        <w:t xml:space="preserve">9. </w:t>
+      </w:r>
+      <w:r>
+        <w:rPr>
+          <w:b/>
+          <w:bCs/>
+        </w:rPr>
+        <w:t xml:space="preserve"> momentum_20 — (0.0608)</w:t>
+      </w:r>
+    </w:p>
+    <w:p>
+      <w:r>
+        <w:rPr>
+          <w:b/>
+          <w:bCs/>
+        </w:rPr>
+        <w:t>What it is:</w:t>
+      </w:r>
+      <w:r>
+        <w:br/>
+        <w:t>Price momentum over 20 days.</w:t>
+      </w:r>
+    </w:p>
+    <w:p>
+      <w:r>
+        <w:rPr>
+          <w:b/>
+          <w:bCs/>
+        </w:rPr>
+        <w:t>Why it matters:</w:t>
+      </w:r>
+    </w:p>
+    <w:p>
+      <w:pPr>
+        <w:numPr>
+          <w:ilvl w:val="0"/>
+          <w:numId w:val="15"/>
+        </w:numPr>
+      </w:pPr>
+      <w:r>
+        <w:t>High positive momentum = rising trend</w:t>
+      </w:r>
+    </w:p>
+    <w:p>
+      <w:pPr>
+        <w:numPr>
+          <w:ilvl w:val="0"/>
+          <w:numId w:val="15"/>
+        </w:numPr>
+      </w:pPr>
+      <w:r>
+        <w:lastRenderedPageBreak/>
+        <w:t>High negative momentum = falling trend</w:t>
+      </w:r>
+      <w:r>
+        <w:br/>
+        <w:t xml:space="preserve">One of the best predictors of </w:t>
+      </w:r>
+      <w:r>
+        <w:rPr>
+          <w:b/>
+          <w:bCs/>
+        </w:rPr>
+        <w:t>continuation trends</w:t>
+      </w:r>
+      <w:r>
+        <w:t>.</w:t>
+      </w:r>
+    </w:p>
+    <w:p/>
+    <w:p>
+      <w:pPr>
+        <w:rPr>
+          <w:b/>
+          <w:bCs/>
+        </w:rPr>
+      </w:pPr>
+      <w:r>
+        <w:rPr>
+          <w:rFonts w:ascii="Segoe UI Emoji" w:hAnsi="Segoe UI Emoji" w:cs="Segoe UI Emoji"/>
+          <w:b/>
+          <w:bCs/>
+        </w:rPr>
+        <w:t xml:space="preserve">10. </w:t>
+      </w:r>
+      <w:r>
+        <w:rPr>
+          <w:b/>
+          <w:bCs/>
+        </w:rPr>
+        <w:t xml:space="preserve"> return_lag_1 — (0.0594)</w:t>
+      </w:r>
+    </w:p>
+    <w:p>
+      <w:r>
+        <w:rPr>
+          <w:b/>
+          <w:bCs/>
+        </w:rPr>
+        <w:t>What it is:</w:t>
+      </w:r>
+      <w:r>
+        <w:br/>
+        <w:t>Yesterday’s return.</w:t>
+      </w:r>
+    </w:p>
+    <w:p>
+      <w:r>
+        <w:rPr>
+          <w:b/>
+          <w:bCs/>
+        </w:rPr>
+        <w:t>Why it's important:</w:t>
+      </w:r>
+    </w:p>
+    <w:p>
+      <w:pPr>
+        <w:numPr>
+          <w:ilvl w:val="0"/>
+          <w:numId w:val="16"/>
+        </w:numPr>
+      </w:pPr>
+      <w:r>
+        <w:t>Recent return gives insight into short-term price pressure.</w:t>
+      </w:r>
+    </w:p>
+    <w:p>
+      <w:pPr>
+        <w:numPr>
+          <w:ilvl w:val="0"/>
+          <w:numId w:val="16"/>
+        </w:numPr>
+      </w:pPr>
+      <w:r>
+        <w:t>Helps detect very near-term trend direction.</w:t>
+      </w:r>
+      <w:r>
+        <w:br/>
+        <w:t>Useful for quick signal changes.</w:t>
+      </w:r>
+    </w:p>
+    <w:p/>
+    <w:p>
+      <w:pPr>
+        <w:rPr>
+          <w:b/>
+          <w:bCs/>
+        </w:rPr>
+      </w:pPr>
+      <w:r>
+        <w:rPr>
+          <w:b/>
+          <w:bCs/>
+        </w:rPr>
+        <w:t>Summary of What the Model Is Really Doing</w:t>
+      </w:r>
+    </w:p>
+    <w:p>
+      <w:r>
+        <w:t xml:space="preserve">My </w:t>
+      </w:r>
+      <w:r>
+        <w:t>model cares mostly about 3 things:</w:t>
+      </w:r>
+    </w:p>
+    <w:p>
+      <w:pPr>
+        <w:rPr>
+          <w:b/>
+          <w:bCs/>
+        </w:rPr>
+      </w:pPr>
+      <w:r>
+        <w:rPr>
+          <w:b/>
+          <w:bCs/>
+        </w:rPr>
+        <w:t>1. Trend direction indicators</w:t>
+      </w:r>
+    </w:p>
+    <w:p>
+      <w:pPr>
+        <w:numPr>
+          <w:ilvl w:val="0"/>
+          <w:numId w:val="17"/>
+        </w:numPr>
+      </w:pPr>
+      <w:r>
+        <w:t>MACD</w:t>
+      </w:r>
+    </w:p>
+    <w:p>
+      <w:pPr>
+        <w:numPr>
+          <w:ilvl w:val="0"/>
+          <w:numId w:val="17"/>
+        </w:numPr>
+      </w:pPr>
+      <w:r>
+        <w:t>MACD histogram</w:t>
+      </w:r>
+    </w:p>
+    <w:p>
+      <w:pPr>
+        <w:numPr>
+          <w:ilvl w:val="0"/>
+          <w:numId w:val="17"/>
+        </w:numPr>
+      </w:pPr>
+      <w:r>
+        <w:t>Momentum_20</w:t>
+      </w:r>
+    </w:p>
+    <w:p>
+      <w:pPr>
+        <w:numPr>
+          <w:ilvl w:val="0"/>
+          <w:numId w:val="17"/>
+        </w:numPr>
+      </w:pPr>
+      <w:r>
+        <w:t>RSI_14</w:t>
+      </w:r>
+    </w:p>
+    <w:p>
+      <w:pPr>
+        <w:numPr>
+          <w:ilvl w:val="0"/>
+          <w:numId w:val="17"/>
+        </w:numPr>
+      </w:pPr>
+      <w:r>
+        <w:t>Return_lag_1</w:t>
+      </w:r>
+    </w:p>
+    <w:p>
+      <w:r>
+        <w:t xml:space="preserve">These help the model understand </w:t>
+      </w:r>
+      <w:r>
+        <w:rPr>
+          <w:i/>
+          <w:iCs/>
+        </w:rPr>
+        <w:t>where price is moving</w:t>
+      </w:r>
+      <w:r>
+        <w:t>.</w:t>
+      </w:r>
+    </w:p>
+    <w:p>
+      <w:pPr>
+        <w:rPr>
+          <w:b/>
+          <w:bCs/>
+        </w:rPr>
+      </w:pPr>
+      <w:r>
+        <w:rPr>
+          <w:b/>
+          <w:bCs/>
+        </w:rPr>
+        <w:t>2. Volatility indicators</w:t>
+      </w:r>
+    </w:p>
+    <w:p>
+      <w:pPr>
+        <w:numPr>
+          <w:ilvl w:val="0"/>
+          <w:numId w:val="18"/>
+        </w:numPr>
+      </w:pPr>
+      <w:r>
+        <w:t>volatility_20</w:t>
+      </w:r>
+    </w:p>
+    <w:p>
+      <w:pPr>
+        <w:numPr>
+          <w:ilvl w:val="0"/>
+          <w:numId w:val="18"/>
+        </w:numPr>
+      </w:pPr>
+      <w:proofErr w:type="spellStart"/>
+      <w:r>
+        <w:t>bb_width</w:t>
+      </w:r>
+      <w:proofErr w:type="spellEnd"/>
+    </w:p>
+    <w:p>
+      <w:r>
+        <w:t xml:space="preserve">The model uses these to understand </w:t>
+      </w:r>
+      <w:r>
+        <w:rPr>
+          <w:i/>
+          <w:iCs/>
+        </w:rPr>
+        <w:t>trend strength and breakout potential</w:t>
+      </w:r>
+      <w:r>
+        <w:t>.</w:t>
+      </w:r>
+    </w:p>
+    <w:p>
+      <w:pPr>
+        <w:rPr>
+          <w:b/>
+          <w:bCs/>
+        </w:rPr>
+      </w:pPr>
+      <w:r>
+        <w:rPr>
+          <w:b/>
+          <w:bCs/>
+        </w:rPr>
+        <w:t>3. Volume indicators</w:t>
+      </w:r>
+    </w:p>
+    <w:p>
+      <w:pPr>
+        <w:numPr>
+          <w:ilvl w:val="0"/>
+          <w:numId w:val="19"/>
+        </w:numPr>
+      </w:pPr>
+      <w:r>
+        <w:t>OBV</w:t>
+      </w:r>
+    </w:p>
+    <w:p>
+      <w:pPr>
+        <w:numPr>
+          <w:ilvl w:val="0"/>
+          <w:numId w:val="19"/>
+        </w:numPr>
+      </w:pPr>
+      <w:r>
+        <w:t>volume_sma_20</w:t>
+      </w:r>
+    </w:p>
+    <w:p>
+      <w:r>
+        <w:lastRenderedPageBreak/>
+        <w:t xml:space="preserve">The model checks whether </w:t>
+      </w:r>
+      <w:r>
+        <w:rPr>
+          <w:b/>
+          <w:bCs/>
+        </w:rPr>
+        <w:t>volume supports the trend</w:t>
+      </w:r>
+      <w:r>
+        <w:t>.</w:t>
+      </w:r>
+    </w:p>
+    <w:p/>
+    <w:p>
+      <w:pPr>
+        <w:rPr>
+          <w:b/>
+          <w:bCs/>
+        </w:rPr>
+      </w:pPr>
+      <w:proofErr w:type="spellStart"/>
+      <w:r>
+        <w:rPr>
+          <w:b/>
+          <w:bCs/>
+        </w:rPr>
+        <w:t>Shap</w:t>
+      </w:r>
+      <w:proofErr w:type="spellEnd"/>
+    </w:p>
+    <w:p>
+      <w:pPr>
+        <w:rPr>
+          <w:b/>
+          <w:bCs/>
+        </w:rPr>
+      </w:pPr>
+      <w:r>
+        <w:rPr>
+          <w:b/>
+          <w:bCs/>
+        </w:rPr>
+        <w:drawing>
+          <wp:inline distT="0" distB="0" distL="0" distR="0" wp14:anchorId="69A8D878" wp14:editId="510C17F2">
+            <wp:extent cx="5438775" cy="6477000"/>
+            <wp:effectExtent l="0" t="0" r="9525" b="0"/>
+            <wp:docPr id="1720748875" name="Picture 1" descr="A diagram of a sound wave&#10;&#10;AI-generated content may be incorrect."/>
+            <wp:cNvGraphicFramePr>
+              <a:graphicFrameLocks xmlns:a="http://schemas.openxmlformats.org/drawingml/2006/main" noChangeAspect="1"/>
+            </wp:cNvGraphicFramePr>
+            <a:graphic xmlns:a="http://schemas.openxmlformats.org/drawingml/2006/main">
+              <a:graphicData uri="http://schemas.openxmlformats.org/drawingml/2006/picture">
+                <pic:pic xmlns:pic="http://schemas.openxmlformats.org/drawingml/2006/picture">
+                  <pic:nvPicPr>
+                    <pic:cNvPr id="1720748875" name="Picture 1" descr="A diagram of a sound wave&#10;&#10;AI-generated content may be incorrect."/>
+                    <pic:cNvPicPr/>
+                  </pic:nvPicPr>
+                  <pic:blipFill>
+                    <a:blip r:embed="rId5"/>
+                    <a:stretch>
+                      <a:fillRect/>
+                    </a:stretch>
+                  </pic:blipFill>
+                  <pic:spPr>
+                    <a:xfrm>
+                      <a:off x="0" y="0"/>
+                      <a:ext cx="5438775" cy="6477000"/>
+                    </a:xfrm>
+                    <a:prstGeom prst="rect">
+                      <a:avLst/>
+                    </a:prstGeom>
+                  </pic:spPr>
+                </pic:pic>
+              </a:graphicData>
+            </a:graphic>
+          </wp:inline>
+        </w:drawing>
+      </w:r>
+    </w:p>
+    <w:p>
+      <w:pPr>
+        <w:rPr>
+          <w:b/>
+          <w:bCs/>
+        </w:rPr>
+      </w:pPr>
+    </w:p>
+    <w:p>
+      <w:pPr>
+        <w:jc w:val="both"/>
+      </w:pPr>
+      <w:r>
+        <w:lastRenderedPageBreak/>
+        <w:t>The SHAP interaction plot shows that MACD has the strongest interaction effects among the selected features. MACD combined with high volume or higher open prices tends to increase the predicted probability of an uptrend, while low MACD values combined with low volume contribute to downtrend predictions. In contrast, volume and open price do not exhibit strong interactions with each other, indicating that they mainly influence the model independently. Overall, MACD is not only important individually but also influences predictions through interactions with other features.</w:t>
+      </w:r>
+    </w:p>
+    <w:p>
+      <w:pPr>
+        <w:jc w:val="both"/>
+      </w:pPr>
+    </w:p>
+    <w:p>
+      <w:pPr>
+        <w:jc w:val="both"/>
+      </w:pPr>
+      <w:r>
+        <w:rPr>
+          <w:b/>
+          <w:bCs/>
+        </w:rPr>
+        <w:t>Evaluating Random Forest m</w:t>
+      </w:r>
+      <w:r>
+        <w:rPr>
+          <w:b/>
+          <w:bCs/>
+        </w:rPr>
+        <w:t>odel</w:t>
+      </w:r>
+      <w:r>
+        <w:rPr>
+          <w:b/>
+          <w:bCs/>
+        </w:rPr>
+        <w:t xml:space="preserve"> with the top </w:t>
+      </w:r>
+      <w:r>
+        <w:rPr>
+          <w:b/>
+          <w:bCs/>
+        </w:rPr>
+        <w:t>10 features</w:t>
+      </w:r>
+      <w:r>
+        <w:rPr>
+          <w:b/>
+          <w:bCs/>
+        </w:rPr>
+        <w:t xml:space="preserve"> is predicting ONLY class 2 (Uptrend).</w:t>
+      </w:r>
+    </w:p>
+    <w:p>
+      <w:pPr>
+        <w:jc w:val="both"/>
+      </w:pPr>
+      <w:r>
+        <w:t>That is why:</w:t>
+      </w:r>
+    </w:p>
+    <w:p>
+      <w:pPr>
+        <w:numPr>
+          <w:ilvl w:val="0"/>
+          <w:numId w:val="21"/>
+        </w:numPr>
+        <w:jc w:val="both"/>
+      </w:pPr>
+      <w:r>
+        <w:t xml:space="preserve">Precision for class 0 = </w:t>
+      </w:r>
+      <w:r>
+        <w:rPr>
+          <w:b/>
+          <w:bCs/>
+        </w:rPr>
+        <w:t>0</w:t>
+      </w:r>
+    </w:p>
+    <w:p>
+      <w:pPr>
+        <w:numPr>
+          <w:ilvl w:val="0"/>
+          <w:numId w:val="21"/>
+        </w:numPr>
+        <w:jc w:val="both"/>
+      </w:pPr>
+      <w:r>
+        <w:t xml:space="preserve">Precision for class 1 = </w:t>
+      </w:r>
+      <w:r>
+        <w:rPr>
+          <w:b/>
+          <w:bCs/>
+        </w:rPr>
+        <w:t>0</w:t>
+      </w:r>
+    </w:p>
+    <w:p>
+      <w:pPr>
+        <w:numPr>
+          <w:ilvl w:val="0"/>
+          <w:numId w:val="21"/>
+        </w:numPr>
+        <w:jc w:val="both"/>
+      </w:pPr>
+      <w:r>
+        <w:t>All predictions fall into class 2</w:t>
+      </w:r>
+    </w:p>
+    <w:p>
+      <w:pPr>
+        <w:numPr>
+          <w:ilvl w:val="0"/>
+          <w:numId w:val="21"/>
+        </w:numPr>
+        <w:jc w:val="both"/>
+      </w:pPr>
+      <w:r>
+        <w:t>Confusion matrix shows:</w:t>
+      </w:r>
+    </w:p>
+    <w:p>
+      <w:pPr>
+        <w:jc w:val="both"/>
+      </w:pPr>
+      <w:r>
+        <w:t>[[   0    0 1350]</w:t>
+      </w:r>
+    </w:p>
+    <w:p>
+      <w:pPr>
+        <w:jc w:val="both"/>
+      </w:pPr>
+      <w:r>
+        <w:t xml:space="preserve"> [   0    0 1559]</w:t>
+      </w:r>
+    </w:p>
+    <w:p>
+      <w:pPr>
+        <w:jc w:val="both"/>
+      </w:pPr>
+      <w:r>
+        <w:t xml:space="preserve"> [   0    0 1681]]</w:t>
+      </w:r>
+    </w:p>
+    <w:p>
+      <w:pPr>
+        <w:jc w:val="both"/>
+      </w:pPr>
+      <w:r>
+        <w:t>This means:</w:t>
+      </w:r>
+    </w:p>
+    <w:p>
+      <w:pPr>
+        <w:jc w:val="both"/>
+        <w:rPr>
+          <w:b/>
+          <w:bCs/>
+        </w:rPr>
+      </w:pPr>
+      <w:r>
+        <w:rPr>
+          <w:b/>
+          <w:bCs/>
+        </w:rPr>
+        <w:t>The model has collapsed into a single-class predictor.</w:t>
+      </w:r>
+    </w:p>
+    <w:p>
+      <w:pPr>
+        <w:jc w:val="both"/>
+      </w:pPr>
+      <w:r>
+        <w:t>Even with:</w:t>
+      </w:r>
+    </w:p>
+    <w:p>
+      <w:pPr>
+        <w:numPr>
+          <w:ilvl w:val="0"/>
+          <w:numId w:val="22"/>
+        </w:numPr>
+        <w:jc w:val="both"/>
+      </w:pPr>
+      <w:r>
+        <w:t>Top selected features</w:t>
+      </w:r>
+    </w:p>
+    <w:p>
+      <w:pPr>
+        <w:numPr>
+          <w:ilvl w:val="0"/>
+          <w:numId w:val="22"/>
+        </w:numPr>
+        <w:jc w:val="both"/>
+      </w:pPr>
+      <w:proofErr w:type="spellStart"/>
+      <w:r>
+        <w:t>class_weight</w:t>
+      </w:r>
+      <w:proofErr w:type="spellEnd"/>
+      <w:r>
+        <w:t>="balanced"</w:t>
+      </w:r>
+    </w:p>
+    <w:p>
+      <w:pPr>
+        <w:numPr>
+          <w:ilvl w:val="0"/>
+          <w:numId w:val="22"/>
+        </w:numPr>
+        <w:jc w:val="both"/>
+      </w:pPr>
+      <w:r>
+        <w:t>Resampling</w:t>
+      </w:r>
+    </w:p>
+    <w:p>
+      <w:pPr>
+        <w:numPr>
+          <w:ilvl w:val="0"/>
+          <w:numId w:val="22"/>
+        </w:numPr>
+        <w:jc w:val="both"/>
+      </w:pPr>
+      <w:r>
+        <w:t>Random Forest tuning</w:t>
+      </w:r>
+    </w:p>
+    <w:p>
+      <w:pPr>
+        <w:jc w:val="both"/>
+      </w:pPr>
+      <w:r>
+        <w:t>The model still cannot distinguish Downtrend or Sideways.</w:t>
+      </w:r>
+    </w:p>
+    <w:p>
+      <w:pPr>
+        <w:jc w:val="both"/>
+      </w:pPr>
+    </w:p>
+    <w:p>
+      <w:pPr>
+        <w:jc w:val="both"/>
+      </w:pPr>
+      <w:r>
+        <w:t xml:space="preserve"> WHY THIS IS HAPPENING</w:t>
+      </w:r>
+    </w:p>
+    <w:p>
+      <w:pPr>
+        <w:jc w:val="both"/>
+        <w:rPr>
+          <w:b/>
+          <w:bCs/>
+        </w:rPr>
+      </w:pPr>
+      <w:r>
+        <w:rPr>
+          <w:b/>
+          <w:bCs/>
+        </w:rPr>
+        <w:lastRenderedPageBreak/>
+        <w:t>1. Your features do not separate the classes</w:t>
+      </w:r>
+    </w:p>
+    <w:p>
+      <w:pPr>
+        <w:jc w:val="both"/>
+      </w:pPr>
+      <w:r>
+        <w:t>Technical indicators (MACD, RSI, Momentum, OBV) often look similar in sideways or downtrend</w:t>
+      </w:r>
+      <w:r>
+        <w:t xml:space="preserve"> </w:t>
+      </w:r>
+      <w:r>
+        <w:t>conditions.</w:t>
+      </w:r>
+    </w:p>
+    <w:p>
+      <w:pPr>
+        <w:jc w:val="both"/>
+      </w:pPr>
+      <w:r>
+        <w:br/>
+        <w:t xml:space="preserve">They give </w:t>
+      </w:r>
+      <w:r>
+        <w:rPr>
+          <w:b/>
+          <w:bCs/>
+        </w:rPr>
+        <w:t>stronger signals for Uptrend</w:t>
+      </w:r>
+      <w:r>
+        <w:t>, so the model always chooses that.</w:t>
+      </w:r>
+    </w:p>
+    <w:p>
+      <w:pPr>
+        <w:jc w:val="both"/>
+      </w:pPr>
+    </w:p>
+    <w:p>
+      <w:pPr>
+        <w:jc w:val="both"/>
+        <w:rPr>
+          <w:b/>
+          <w:bCs/>
+        </w:rPr>
+      </w:pPr>
+      <w:r>
+        <w:rPr>
+          <w:b/>
+          <w:bCs/>
+        </w:rPr>
+        <w:t>2. Class 2 might be dominant in patterns</w:t>
+      </w:r>
+    </w:p>
+    <w:p>
+      <w:pPr>
+        <w:jc w:val="both"/>
+      </w:pPr>
+      <w:r>
+        <w:t xml:space="preserve">Even if the class counts are balanced, the </w:t>
+      </w:r>
+      <w:r>
+        <w:rPr>
+          <w:b/>
+          <w:bCs/>
+        </w:rPr>
+        <w:t>signal strength</w:t>
+      </w:r>
+      <w:r>
+        <w:t xml:space="preserve"> for class 2 is higher.</w:t>
+      </w:r>
+    </w:p>
+    <w:p>
+      <w:pPr>
+        <w:jc w:val="both"/>
+      </w:pPr>
+    </w:p>
+    <w:p>
+      <w:pPr>
+        <w:jc w:val="both"/>
+      </w:pPr>
+    </w:p>
     <w:sectPr>
       <w:pgSz w:w="12240" w:h="15840"/>
       <w:pgMar w:top="1440" w:right="1440" w:bottom="1440" w:left="1440" w:header="708" w:footer="708" w:gutter="0"/>
@@ -2036,6 +3586,1198 @@
 <file path=word/numbering.xml><?xml version="1.0" encoding="utf-8"?>
 <w:numbering xmlns:wpc="http://schemas.microsoft.com/office/word/2010/wordprocessingCanvas" xmlns:cx="http://schemas.microsoft.com/office/drawing/2014/chartex" xmlns:cx1="http://schemas.microsoft.com/office/drawing/2015/9/8/chartex" xmlns:cx2="http://schemas.microsoft.com/office/drawing/2015/10/21/chartex" xmlns:cx3="http://schemas.microsoft.com/office/drawing/2016/5/9/chartex" xmlns:cx4="http://schemas.microsoft.com/office/drawing/2016/5/10/chartex" xmlns:cx5="http://schemas.microsoft.com/office/drawing/2016/5/11/chartex" xmlns:cx6="http://schemas.microsoft.com/office/drawing/2016/5/12/chartex" xmlns:cx7="http://schemas.microsoft.com/office/drawing/2016/5/13/chartex" xmlns:cx8="http://schemas.microsoft.com/office/drawing/2016/5/14/chartex" xmlns:mc="http://schemas.openxmlformats.org/markup-compatibility/2006" xmlns:aink="http://schemas.microsoft.com/office/drawing/2016/ink" xmlns:am3d="http://schemas.microsoft.com/office/drawing/2017/model3d" xmlns:o="urn:schemas-microsoft-com:office:office" xmlns:oel="http://schemas.microsoft.com/office/2019/extlst" xmlns:r="http://schemas.openxmlformats.org/officeDocument/2006/relationships" xmlns:m="http://schemas.openxmlformats.org/officeDocument/2006/math" xmlns:v="urn:schemas-microsoft-com:vml" xmlns:wp14="http://schemas.microsoft.com/office/word/2010/wordprocessingDrawing" xmlns:wp="http://schemas.openxmlformats.org/drawingml/2006/wordprocessingDrawing" xmlns:w10="urn:schemas-microsoft-com:office:word" xmlns:w="http://schemas.openxmlformats.org/wordprocessingml/2006/main" xmlns:w14="http://schemas.microsoft.com/office/word/2010/wordml" xmlns:w15="http://schemas.microsoft.com/office/word/2012/wordml" xmlns:w16cex="http://schemas.microsoft.com/office/word/2018/wordml/cex" xmlns:w16cid="http://schemas.microsoft.com/office/word/2016/wordml/cid" xmlns:w16="http://schemas.microsoft.com/office/word/2018/wordml" xmlns:w16du="http://schemas.microsoft.com/office/word/2023/wordml/word16du" xmlns:w16sdtdh="http://schemas.microsoft.com/office/word/2020/wordml/sdtdatahash" xmlns:w16sdtfl="http://schemas.microsoft.com/office/word/2024/wordml/sdtformatlock" xmlns:w16se="http://schemas.microsoft.com/office/word/2015/wordml/symex" xmlns:wpg="http://schemas.microsoft.com/office/word/2010/wordprocessingGroup" xmlns:wpi="http://schemas.microsoft.com/office/word/2010/wordprocessingInk" xmlns:wne="http://schemas.microsoft.com/office/word/2006/wordml" xmlns:wps="http://schemas.microsoft.com/office/word/2010/wordprocessingShape" mc:Ignorable="w14 w15 w16se w16cid w16 w16cex w16sdtdh w16sdtfl w16du wp14">
   <w:abstractNum w:abstractNumId="0" w15:restartNumberingAfterBreak="0">
+    <w:nsid w:val="014D20C7"/>
+    <w:multiLevelType w:val="multilevel"/>
+    <w:tmpl w:val="3D901556"/>
+    <w:lvl w:ilvl="0">
+      <w:start w:val="1"/>
+      <w:numFmt w:val="bullet"/>
+      <w:lvlText w:val=""/>
+      <w:lvlJc w:val="left"/>
+      <w:pPr>
+        <w:tabs>
+          <w:tab w:val="num" w:pos="720"/>
+        </w:tabs>
+        <w:ind w:left="720" w:hanging="360"/>
+      </w:pPr>
+      <w:rPr>
+        <w:rFonts w:ascii="Symbol" w:hAnsi="Symbol" w:hint="default"/>
+        <w:sz w:val="20"/>
+      </w:rPr>
+    </w:lvl>
+    <w:lvl w:ilvl="1" w:tentative="1">
+      <w:start w:val="1"/>
+      <w:numFmt w:val="bullet"/>
+      <w:lvlText w:val="o"/>
+      <w:lvlJc w:val="left"/>
+      <w:pPr>
+        <w:tabs>
+          <w:tab w:val="num" w:pos="1440"/>
+        </w:tabs>
+        <w:ind w:left="1440" w:hanging="360"/>
+      </w:pPr>
+      <w:rPr>
+        <w:rFonts w:ascii="Courier New" w:hAnsi="Courier New" w:hint="default"/>
+        <w:sz w:val="20"/>
+      </w:rPr>
+    </w:lvl>
+    <w:lvl w:ilvl="2" w:tentative="1">
+      <w:start w:val="1"/>
+      <w:numFmt w:val="bullet"/>
+      <w:lvlText w:val=""/>
+      <w:lvlJc w:val="left"/>
+      <w:pPr>
+        <w:tabs>
+          <w:tab w:val="num" w:pos="2160"/>
+        </w:tabs>
+        <w:ind w:left="2160" w:hanging="360"/>
+      </w:pPr>
+      <w:rPr>
+        <w:rFonts w:ascii="Wingdings" w:hAnsi="Wingdings" w:hint="default"/>
+        <w:sz w:val="20"/>
+      </w:rPr>
+    </w:lvl>
+    <w:lvl w:ilvl="3" w:tentative="1">
+      <w:start w:val="1"/>
+      <w:numFmt w:val="bullet"/>
+      <w:lvlText w:val=""/>
+      <w:lvlJc w:val="left"/>
+      <w:pPr>
+        <w:tabs>
+          <w:tab w:val="num" w:pos="2880"/>
+        </w:tabs>
+        <w:ind w:left="2880" w:hanging="360"/>
+      </w:pPr>
+      <w:rPr>
+        <w:rFonts w:ascii="Wingdings" w:hAnsi="Wingdings" w:hint="default"/>
+        <w:sz w:val="20"/>
+      </w:rPr>
+    </w:lvl>
+    <w:lvl w:ilvl="4" w:tentative="1">
+      <w:start w:val="1"/>
+      <w:numFmt w:val="bullet"/>
+      <w:lvlText w:val=""/>
+      <w:lvlJc w:val="left"/>
+      <w:pPr>
+        <w:tabs>
+          <w:tab w:val="num" w:pos="3600"/>
+        </w:tabs>
+        <w:ind w:left="3600" w:hanging="360"/>
+      </w:pPr>
+      <w:rPr>
+        <w:rFonts w:ascii="Wingdings" w:hAnsi="Wingdings" w:hint="default"/>
+        <w:sz w:val="20"/>
+      </w:rPr>
+    </w:lvl>
+    <w:lvl w:ilvl="5" w:tentative="1">
+      <w:start w:val="1"/>
+      <w:numFmt w:val="bullet"/>
+      <w:lvlText w:val=""/>
+      <w:lvlJc w:val="left"/>
+      <w:pPr>
+        <w:tabs>
+          <w:tab w:val="num" w:pos="4320"/>
+        </w:tabs>
+        <w:ind w:left="4320" w:hanging="360"/>
+      </w:pPr>
+      <w:rPr>
+        <w:rFonts w:ascii="Wingdings" w:hAnsi="Wingdings" w:hint="default"/>
+        <w:sz w:val="20"/>
+      </w:rPr>
+    </w:lvl>
+    <w:lvl w:ilvl="6" w:tentative="1">
+      <w:start w:val="1"/>
+      <w:numFmt w:val="bullet"/>
+      <w:lvlText w:val=""/>
+      <w:lvlJc w:val="left"/>
+      <w:pPr>
+        <w:tabs>
+          <w:tab w:val="num" w:pos="5040"/>
+        </w:tabs>
+        <w:ind w:left="5040" w:hanging="360"/>
+      </w:pPr>
+      <w:rPr>
+        <w:rFonts w:ascii="Wingdings" w:hAnsi="Wingdings" w:hint="default"/>
+        <w:sz w:val="20"/>
+      </w:rPr>
+    </w:lvl>
+    <w:lvl w:ilvl="7" w:tentative="1">
+      <w:start w:val="1"/>
+      <w:numFmt w:val="bullet"/>
+      <w:lvlText w:val=""/>
+      <w:lvlJc w:val="left"/>
+      <w:pPr>
+        <w:tabs>
+          <w:tab w:val="num" w:pos="5760"/>
+        </w:tabs>
+        <w:ind w:left="5760" w:hanging="360"/>
+      </w:pPr>
+      <w:rPr>
+        <w:rFonts w:ascii="Wingdings" w:hAnsi="Wingdings" w:hint="default"/>
+        <w:sz w:val="20"/>
+      </w:rPr>
+    </w:lvl>
+    <w:lvl w:ilvl="8" w:tentative="1">
+      <w:start w:val="1"/>
+      <w:numFmt w:val="bullet"/>
+      <w:lvlText w:val=""/>
+      <w:lvlJc w:val="left"/>
+      <w:pPr>
+        <w:tabs>
+          <w:tab w:val="num" w:pos="6480"/>
+        </w:tabs>
+        <w:ind w:left="6480" w:hanging="360"/>
+      </w:pPr>
+      <w:rPr>
+        <w:rFonts w:ascii="Wingdings" w:hAnsi="Wingdings" w:hint="default"/>
+        <w:sz w:val="20"/>
+      </w:rPr>
+    </w:lvl>
+  </w:abstractNum>
+  <w:abstractNum w:abstractNumId="1" w15:restartNumberingAfterBreak="0">
+    <w:nsid w:val="01512A26"/>
+    <w:multiLevelType w:val="multilevel"/>
+    <w:tmpl w:val="7DFE046A"/>
+    <w:lvl w:ilvl="0">
+      <w:start w:val="1"/>
+      <w:numFmt w:val="bullet"/>
+      <w:lvlText w:val=""/>
+      <w:lvlJc w:val="left"/>
+      <w:pPr>
+        <w:tabs>
+          <w:tab w:val="num" w:pos="720"/>
+        </w:tabs>
+        <w:ind w:left="720" w:hanging="360"/>
+      </w:pPr>
+      <w:rPr>
+        <w:rFonts w:ascii="Symbol" w:hAnsi="Symbol" w:hint="default"/>
+        <w:sz w:val="20"/>
+      </w:rPr>
+    </w:lvl>
+    <w:lvl w:ilvl="1" w:tentative="1">
+      <w:start w:val="1"/>
+      <w:numFmt w:val="bullet"/>
+      <w:lvlText w:val="o"/>
+      <w:lvlJc w:val="left"/>
+      <w:pPr>
+        <w:tabs>
+          <w:tab w:val="num" w:pos="1440"/>
+        </w:tabs>
+        <w:ind w:left="1440" w:hanging="360"/>
+      </w:pPr>
+      <w:rPr>
+        <w:rFonts w:ascii="Courier New" w:hAnsi="Courier New" w:hint="default"/>
+        <w:sz w:val="20"/>
+      </w:rPr>
+    </w:lvl>
+    <w:lvl w:ilvl="2" w:tentative="1">
+      <w:start w:val="1"/>
+      <w:numFmt w:val="bullet"/>
+      <w:lvlText w:val=""/>
+      <w:lvlJc w:val="left"/>
+      <w:pPr>
+        <w:tabs>
+          <w:tab w:val="num" w:pos="2160"/>
+        </w:tabs>
+        <w:ind w:left="2160" w:hanging="360"/>
+      </w:pPr>
+      <w:rPr>
+        <w:rFonts w:ascii="Wingdings" w:hAnsi="Wingdings" w:hint="default"/>
+        <w:sz w:val="20"/>
+      </w:rPr>
+    </w:lvl>
+    <w:lvl w:ilvl="3" w:tentative="1">
+      <w:start w:val="1"/>
+      <w:numFmt w:val="bullet"/>
+      <w:lvlText w:val=""/>
+      <w:lvlJc w:val="left"/>
+      <w:pPr>
+        <w:tabs>
+          <w:tab w:val="num" w:pos="2880"/>
+        </w:tabs>
+        <w:ind w:left="2880" w:hanging="360"/>
+      </w:pPr>
+      <w:rPr>
+        <w:rFonts w:ascii="Wingdings" w:hAnsi="Wingdings" w:hint="default"/>
+        <w:sz w:val="20"/>
+      </w:rPr>
+    </w:lvl>
+    <w:lvl w:ilvl="4" w:tentative="1">
+      <w:start w:val="1"/>
+      <w:numFmt w:val="bullet"/>
+      <w:lvlText w:val=""/>
+      <w:lvlJc w:val="left"/>
+      <w:pPr>
+        <w:tabs>
+          <w:tab w:val="num" w:pos="3600"/>
+        </w:tabs>
+        <w:ind w:left="3600" w:hanging="360"/>
+      </w:pPr>
+      <w:rPr>
+        <w:rFonts w:ascii="Wingdings" w:hAnsi="Wingdings" w:hint="default"/>
+        <w:sz w:val="20"/>
+      </w:rPr>
+    </w:lvl>
+    <w:lvl w:ilvl="5" w:tentative="1">
+      <w:start w:val="1"/>
+      <w:numFmt w:val="bullet"/>
+      <w:lvlText w:val=""/>
+      <w:lvlJc w:val="left"/>
+      <w:pPr>
+        <w:tabs>
+          <w:tab w:val="num" w:pos="4320"/>
+        </w:tabs>
+        <w:ind w:left="4320" w:hanging="360"/>
+      </w:pPr>
+      <w:rPr>
+        <w:rFonts w:ascii="Wingdings" w:hAnsi="Wingdings" w:hint="default"/>
+        <w:sz w:val="20"/>
+      </w:rPr>
+    </w:lvl>
+    <w:lvl w:ilvl="6" w:tentative="1">
+      <w:start w:val="1"/>
+      <w:numFmt w:val="bullet"/>
+      <w:lvlText w:val=""/>
+      <w:lvlJc w:val="left"/>
+      <w:pPr>
+        <w:tabs>
+          <w:tab w:val="num" w:pos="5040"/>
+        </w:tabs>
+        <w:ind w:left="5040" w:hanging="360"/>
+      </w:pPr>
+      <w:rPr>
+        <w:rFonts w:ascii="Wingdings" w:hAnsi="Wingdings" w:hint="default"/>
+        <w:sz w:val="20"/>
+      </w:rPr>
+    </w:lvl>
+    <w:lvl w:ilvl="7" w:tentative="1">
+      <w:start w:val="1"/>
+      <w:numFmt w:val="bullet"/>
+      <w:lvlText w:val=""/>
+      <w:lvlJc w:val="left"/>
+      <w:pPr>
+        <w:tabs>
+          <w:tab w:val="num" w:pos="5760"/>
+        </w:tabs>
+        <w:ind w:left="5760" w:hanging="360"/>
+      </w:pPr>
+      <w:rPr>
+        <w:rFonts w:ascii="Wingdings" w:hAnsi="Wingdings" w:hint="default"/>
+        <w:sz w:val="20"/>
+      </w:rPr>
+    </w:lvl>
+    <w:lvl w:ilvl="8" w:tentative="1">
+      <w:start w:val="1"/>
+      <w:numFmt w:val="bullet"/>
+      <w:lvlText w:val=""/>
+      <w:lvlJc w:val="left"/>
+      <w:pPr>
+        <w:tabs>
+          <w:tab w:val="num" w:pos="6480"/>
+        </w:tabs>
+        <w:ind w:left="6480" w:hanging="360"/>
+      </w:pPr>
+      <w:rPr>
+        <w:rFonts w:ascii="Wingdings" w:hAnsi="Wingdings" w:hint="default"/>
+        <w:sz w:val="20"/>
+      </w:rPr>
+    </w:lvl>
+  </w:abstractNum>
+  <w:abstractNum w:abstractNumId="2" w15:restartNumberingAfterBreak="0">
+    <w:nsid w:val="05C164FA"/>
+    <w:multiLevelType w:val="multilevel"/>
+    <w:tmpl w:val="1B0CF074"/>
+    <w:lvl w:ilvl="0">
+      <w:start w:val="1"/>
+      <w:numFmt w:val="bullet"/>
+      <w:lvlText w:val=""/>
+      <w:lvlJc w:val="left"/>
+      <w:pPr>
+        <w:tabs>
+          <w:tab w:val="num" w:pos="720"/>
+        </w:tabs>
+        <w:ind w:left="720" w:hanging="360"/>
+      </w:pPr>
+      <w:rPr>
+        <w:rFonts w:ascii="Symbol" w:hAnsi="Symbol" w:hint="default"/>
+        <w:sz w:val="20"/>
+      </w:rPr>
+    </w:lvl>
+    <w:lvl w:ilvl="1" w:tentative="1">
+      <w:start w:val="1"/>
+      <w:numFmt w:val="bullet"/>
+      <w:lvlText w:val="o"/>
+      <w:lvlJc w:val="left"/>
+      <w:pPr>
+        <w:tabs>
+          <w:tab w:val="num" w:pos="1440"/>
+        </w:tabs>
+        <w:ind w:left="1440" w:hanging="360"/>
+      </w:pPr>
+      <w:rPr>
+        <w:rFonts w:ascii="Courier New" w:hAnsi="Courier New" w:hint="default"/>
+        <w:sz w:val="20"/>
+      </w:rPr>
+    </w:lvl>
+    <w:lvl w:ilvl="2" w:tentative="1">
+      <w:start w:val="1"/>
+      <w:numFmt w:val="bullet"/>
+      <w:lvlText w:val=""/>
+      <w:lvlJc w:val="left"/>
+      <w:pPr>
+        <w:tabs>
+          <w:tab w:val="num" w:pos="2160"/>
+        </w:tabs>
+        <w:ind w:left="2160" w:hanging="360"/>
+      </w:pPr>
+      <w:rPr>
+        <w:rFonts w:ascii="Wingdings" w:hAnsi="Wingdings" w:hint="default"/>
+        <w:sz w:val="20"/>
+      </w:rPr>
+    </w:lvl>
+    <w:lvl w:ilvl="3" w:tentative="1">
+      <w:start w:val="1"/>
+      <w:numFmt w:val="bullet"/>
+      <w:lvlText w:val=""/>
+      <w:lvlJc w:val="left"/>
+      <w:pPr>
+        <w:tabs>
+          <w:tab w:val="num" w:pos="2880"/>
+        </w:tabs>
+        <w:ind w:left="2880" w:hanging="360"/>
+      </w:pPr>
+      <w:rPr>
+        <w:rFonts w:ascii="Wingdings" w:hAnsi="Wingdings" w:hint="default"/>
+        <w:sz w:val="20"/>
+      </w:rPr>
+    </w:lvl>
+    <w:lvl w:ilvl="4" w:tentative="1">
+      <w:start w:val="1"/>
+      <w:numFmt w:val="bullet"/>
+      <w:lvlText w:val=""/>
+      <w:lvlJc w:val="left"/>
+      <w:pPr>
+        <w:tabs>
+          <w:tab w:val="num" w:pos="3600"/>
+        </w:tabs>
+        <w:ind w:left="3600" w:hanging="360"/>
+      </w:pPr>
+      <w:rPr>
+        <w:rFonts w:ascii="Wingdings" w:hAnsi="Wingdings" w:hint="default"/>
+        <w:sz w:val="20"/>
+      </w:rPr>
+    </w:lvl>
+    <w:lvl w:ilvl="5" w:tentative="1">
+      <w:start w:val="1"/>
+      <w:numFmt w:val="bullet"/>
+      <w:lvlText w:val=""/>
+      <w:lvlJc w:val="left"/>
+      <w:pPr>
+        <w:tabs>
+          <w:tab w:val="num" w:pos="4320"/>
+        </w:tabs>
+        <w:ind w:left="4320" w:hanging="360"/>
+      </w:pPr>
+      <w:rPr>
+        <w:rFonts w:ascii="Wingdings" w:hAnsi="Wingdings" w:hint="default"/>
+        <w:sz w:val="20"/>
+      </w:rPr>
+    </w:lvl>
+    <w:lvl w:ilvl="6" w:tentative="1">
+      <w:start w:val="1"/>
+      <w:numFmt w:val="bullet"/>
+      <w:lvlText w:val=""/>
+      <w:lvlJc w:val="left"/>
+      <w:pPr>
+        <w:tabs>
+          <w:tab w:val="num" w:pos="5040"/>
+        </w:tabs>
+        <w:ind w:left="5040" w:hanging="360"/>
+      </w:pPr>
+      <w:rPr>
+        <w:rFonts w:ascii="Wingdings" w:hAnsi="Wingdings" w:hint="default"/>
+        <w:sz w:val="20"/>
+      </w:rPr>
+    </w:lvl>
+    <w:lvl w:ilvl="7" w:tentative="1">
+      <w:start w:val="1"/>
+      <w:numFmt w:val="bullet"/>
+      <w:lvlText w:val=""/>
+      <w:lvlJc w:val="left"/>
+      <w:pPr>
+        <w:tabs>
+          <w:tab w:val="num" w:pos="5760"/>
+        </w:tabs>
+        <w:ind w:left="5760" w:hanging="360"/>
+      </w:pPr>
+      <w:rPr>
+        <w:rFonts w:ascii="Wingdings" w:hAnsi="Wingdings" w:hint="default"/>
+        <w:sz w:val="20"/>
+      </w:rPr>
+    </w:lvl>
+    <w:lvl w:ilvl="8" w:tentative="1">
+      <w:start w:val="1"/>
+      <w:numFmt w:val="bullet"/>
+      <w:lvlText w:val=""/>
+      <w:lvlJc w:val="left"/>
+      <w:pPr>
+        <w:tabs>
+          <w:tab w:val="num" w:pos="6480"/>
+        </w:tabs>
+        <w:ind w:left="6480" w:hanging="360"/>
+      </w:pPr>
+      <w:rPr>
+        <w:rFonts w:ascii="Wingdings" w:hAnsi="Wingdings" w:hint="default"/>
+        <w:sz w:val="20"/>
+      </w:rPr>
+    </w:lvl>
+  </w:abstractNum>
+  <w:abstractNum w:abstractNumId="3" w15:restartNumberingAfterBreak="0">
+    <w:nsid w:val="096B7869"/>
+    <w:multiLevelType w:val="multilevel"/>
+    <w:tmpl w:val="38382D90"/>
+    <w:lvl w:ilvl="0">
+      <w:start w:val="1"/>
+      <w:numFmt w:val="bullet"/>
+      <w:lvlText w:val=""/>
+      <w:lvlJc w:val="left"/>
+      <w:pPr>
+        <w:tabs>
+          <w:tab w:val="num" w:pos="720"/>
+        </w:tabs>
+        <w:ind w:left="720" w:hanging="360"/>
+      </w:pPr>
+      <w:rPr>
+        <w:rFonts w:ascii="Symbol" w:hAnsi="Symbol" w:hint="default"/>
+        <w:sz w:val="20"/>
+      </w:rPr>
+    </w:lvl>
+    <w:lvl w:ilvl="1" w:tentative="1">
+      <w:start w:val="1"/>
+      <w:numFmt w:val="bullet"/>
+      <w:lvlText w:val="o"/>
+      <w:lvlJc w:val="left"/>
+      <w:pPr>
+        <w:tabs>
+          <w:tab w:val="num" w:pos="1440"/>
+        </w:tabs>
+        <w:ind w:left="1440" w:hanging="360"/>
+      </w:pPr>
+      <w:rPr>
+        <w:rFonts w:ascii="Courier New" w:hAnsi="Courier New" w:hint="default"/>
+        <w:sz w:val="20"/>
+      </w:rPr>
+    </w:lvl>
+    <w:lvl w:ilvl="2" w:tentative="1">
+      <w:start w:val="1"/>
+      <w:numFmt w:val="bullet"/>
+      <w:lvlText w:val=""/>
+      <w:lvlJc w:val="left"/>
+      <w:pPr>
+        <w:tabs>
+          <w:tab w:val="num" w:pos="2160"/>
+        </w:tabs>
+        <w:ind w:left="2160" w:hanging="360"/>
+      </w:pPr>
+      <w:rPr>
+        <w:rFonts w:ascii="Wingdings" w:hAnsi="Wingdings" w:hint="default"/>
+        <w:sz w:val="20"/>
+      </w:rPr>
+    </w:lvl>
+    <w:lvl w:ilvl="3" w:tentative="1">
+      <w:start w:val="1"/>
+      <w:numFmt w:val="bullet"/>
+      <w:lvlText w:val=""/>
+      <w:lvlJc w:val="left"/>
+      <w:pPr>
+        <w:tabs>
+          <w:tab w:val="num" w:pos="2880"/>
+        </w:tabs>
+        <w:ind w:left="2880" w:hanging="360"/>
+      </w:pPr>
+      <w:rPr>
+        <w:rFonts w:ascii="Wingdings" w:hAnsi="Wingdings" w:hint="default"/>
+        <w:sz w:val="20"/>
+      </w:rPr>
+    </w:lvl>
+    <w:lvl w:ilvl="4" w:tentative="1">
+      <w:start w:val="1"/>
+      <w:numFmt w:val="bullet"/>
+      <w:lvlText w:val=""/>
+      <w:lvlJc w:val="left"/>
+      <w:pPr>
+        <w:tabs>
+          <w:tab w:val="num" w:pos="3600"/>
+        </w:tabs>
+        <w:ind w:left="3600" w:hanging="360"/>
+      </w:pPr>
+      <w:rPr>
+        <w:rFonts w:ascii="Wingdings" w:hAnsi="Wingdings" w:hint="default"/>
+        <w:sz w:val="20"/>
+      </w:rPr>
+    </w:lvl>
+    <w:lvl w:ilvl="5" w:tentative="1">
+      <w:start w:val="1"/>
+      <w:numFmt w:val="bullet"/>
+      <w:lvlText w:val=""/>
+      <w:lvlJc w:val="left"/>
+      <w:pPr>
+        <w:tabs>
+          <w:tab w:val="num" w:pos="4320"/>
+        </w:tabs>
+        <w:ind w:left="4320" w:hanging="360"/>
+      </w:pPr>
+      <w:rPr>
+        <w:rFonts w:ascii="Wingdings" w:hAnsi="Wingdings" w:hint="default"/>
+        <w:sz w:val="20"/>
+      </w:rPr>
+    </w:lvl>
+    <w:lvl w:ilvl="6" w:tentative="1">
+      <w:start w:val="1"/>
+      <w:numFmt w:val="bullet"/>
+      <w:lvlText w:val=""/>
+      <w:lvlJc w:val="left"/>
+      <w:pPr>
+        <w:tabs>
+          <w:tab w:val="num" w:pos="5040"/>
+        </w:tabs>
+        <w:ind w:left="5040" w:hanging="360"/>
+      </w:pPr>
+      <w:rPr>
+        <w:rFonts w:ascii="Wingdings" w:hAnsi="Wingdings" w:hint="default"/>
+        <w:sz w:val="20"/>
+      </w:rPr>
+    </w:lvl>
+    <w:lvl w:ilvl="7" w:tentative="1">
+      <w:start w:val="1"/>
+      <w:numFmt w:val="bullet"/>
+      <w:lvlText w:val=""/>
+      <w:lvlJc w:val="left"/>
+      <w:pPr>
+        <w:tabs>
+          <w:tab w:val="num" w:pos="5760"/>
+        </w:tabs>
+        <w:ind w:left="5760" w:hanging="360"/>
+      </w:pPr>
+      <w:rPr>
+        <w:rFonts w:ascii="Wingdings" w:hAnsi="Wingdings" w:hint="default"/>
+        <w:sz w:val="20"/>
+      </w:rPr>
+    </w:lvl>
+    <w:lvl w:ilvl="8" w:tentative="1">
+      <w:start w:val="1"/>
+      <w:numFmt w:val="bullet"/>
+      <w:lvlText w:val=""/>
+      <w:lvlJc w:val="left"/>
+      <w:pPr>
+        <w:tabs>
+          <w:tab w:val="num" w:pos="6480"/>
+        </w:tabs>
+        <w:ind w:left="6480" w:hanging="360"/>
+      </w:pPr>
+      <w:rPr>
+        <w:rFonts w:ascii="Wingdings" w:hAnsi="Wingdings" w:hint="default"/>
+        <w:sz w:val="20"/>
+      </w:rPr>
+    </w:lvl>
+  </w:abstractNum>
+  <w:abstractNum w:abstractNumId="4" w15:restartNumberingAfterBreak="0">
+    <w:nsid w:val="0DE11E01"/>
+    <w:multiLevelType w:val="multilevel"/>
+    <w:tmpl w:val="96A4ABE2"/>
+    <w:lvl w:ilvl="0">
+      <w:start w:val="1"/>
+      <w:numFmt w:val="bullet"/>
+      <w:lvlText w:val=""/>
+      <w:lvlJc w:val="left"/>
+      <w:pPr>
+        <w:tabs>
+          <w:tab w:val="num" w:pos="720"/>
+        </w:tabs>
+        <w:ind w:left="720" w:hanging="360"/>
+      </w:pPr>
+      <w:rPr>
+        <w:rFonts w:ascii="Symbol" w:hAnsi="Symbol" w:hint="default"/>
+        <w:sz w:val="20"/>
+      </w:rPr>
+    </w:lvl>
+    <w:lvl w:ilvl="1" w:tentative="1">
+      <w:start w:val="1"/>
+      <w:numFmt w:val="bullet"/>
+      <w:lvlText w:val="o"/>
+      <w:lvlJc w:val="left"/>
+      <w:pPr>
+        <w:tabs>
+          <w:tab w:val="num" w:pos="1440"/>
+        </w:tabs>
+        <w:ind w:left="1440" w:hanging="360"/>
+      </w:pPr>
+      <w:rPr>
+        <w:rFonts w:ascii="Courier New" w:hAnsi="Courier New" w:hint="default"/>
+        <w:sz w:val="20"/>
+      </w:rPr>
+    </w:lvl>
+    <w:lvl w:ilvl="2" w:tentative="1">
+      <w:start w:val="1"/>
+      <w:numFmt w:val="bullet"/>
+      <w:lvlText w:val=""/>
+      <w:lvlJc w:val="left"/>
+      <w:pPr>
+        <w:tabs>
+          <w:tab w:val="num" w:pos="2160"/>
+        </w:tabs>
+        <w:ind w:left="2160" w:hanging="360"/>
+      </w:pPr>
+      <w:rPr>
+        <w:rFonts w:ascii="Wingdings" w:hAnsi="Wingdings" w:hint="default"/>
+        <w:sz w:val="20"/>
+      </w:rPr>
+    </w:lvl>
+    <w:lvl w:ilvl="3" w:tentative="1">
+      <w:start w:val="1"/>
+      <w:numFmt w:val="bullet"/>
+      <w:lvlText w:val=""/>
+      <w:lvlJc w:val="left"/>
+      <w:pPr>
+        <w:tabs>
+          <w:tab w:val="num" w:pos="2880"/>
+        </w:tabs>
+        <w:ind w:left="2880" w:hanging="360"/>
+      </w:pPr>
+      <w:rPr>
+        <w:rFonts w:ascii="Wingdings" w:hAnsi="Wingdings" w:hint="default"/>
+        <w:sz w:val="20"/>
+      </w:rPr>
+    </w:lvl>
+    <w:lvl w:ilvl="4" w:tentative="1">
+      <w:start w:val="1"/>
+      <w:numFmt w:val="bullet"/>
+      <w:lvlText w:val=""/>
+      <w:lvlJc w:val="left"/>
+      <w:pPr>
+        <w:tabs>
+          <w:tab w:val="num" w:pos="3600"/>
+        </w:tabs>
+        <w:ind w:left="3600" w:hanging="360"/>
+      </w:pPr>
+      <w:rPr>
+        <w:rFonts w:ascii="Wingdings" w:hAnsi="Wingdings" w:hint="default"/>
+        <w:sz w:val="20"/>
+      </w:rPr>
+    </w:lvl>
+    <w:lvl w:ilvl="5" w:tentative="1">
+      <w:start w:val="1"/>
+      <w:numFmt w:val="bullet"/>
+      <w:lvlText w:val=""/>
+      <w:lvlJc w:val="left"/>
+      <w:pPr>
+        <w:tabs>
+          <w:tab w:val="num" w:pos="4320"/>
+        </w:tabs>
+        <w:ind w:left="4320" w:hanging="360"/>
+      </w:pPr>
+      <w:rPr>
+        <w:rFonts w:ascii="Wingdings" w:hAnsi="Wingdings" w:hint="default"/>
+        <w:sz w:val="20"/>
+      </w:rPr>
+    </w:lvl>
+    <w:lvl w:ilvl="6" w:tentative="1">
+      <w:start w:val="1"/>
+      <w:numFmt w:val="bullet"/>
+      <w:lvlText w:val=""/>
+      <w:lvlJc w:val="left"/>
+      <w:pPr>
+        <w:tabs>
+          <w:tab w:val="num" w:pos="5040"/>
+        </w:tabs>
+        <w:ind w:left="5040" w:hanging="360"/>
+      </w:pPr>
+      <w:rPr>
+        <w:rFonts w:ascii="Wingdings" w:hAnsi="Wingdings" w:hint="default"/>
+        <w:sz w:val="20"/>
+      </w:rPr>
+    </w:lvl>
+    <w:lvl w:ilvl="7" w:tentative="1">
+      <w:start w:val="1"/>
+      <w:numFmt w:val="bullet"/>
+      <w:lvlText w:val=""/>
+      <w:lvlJc w:val="left"/>
+      <w:pPr>
+        <w:tabs>
+          <w:tab w:val="num" w:pos="5760"/>
+        </w:tabs>
+        <w:ind w:left="5760" w:hanging="360"/>
+      </w:pPr>
+      <w:rPr>
+        <w:rFonts w:ascii="Wingdings" w:hAnsi="Wingdings" w:hint="default"/>
+        <w:sz w:val="20"/>
+      </w:rPr>
+    </w:lvl>
+    <w:lvl w:ilvl="8" w:tentative="1">
+      <w:start w:val="1"/>
+      <w:numFmt w:val="bullet"/>
+      <w:lvlText w:val=""/>
+      <w:lvlJc w:val="left"/>
+      <w:pPr>
+        <w:tabs>
+          <w:tab w:val="num" w:pos="6480"/>
+        </w:tabs>
+        <w:ind w:left="6480" w:hanging="360"/>
+      </w:pPr>
+      <w:rPr>
+        <w:rFonts w:ascii="Wingdings" w:hAnsi="Wingdings" w:hint="default"/>
+        <w:sz w:val="20"/>
+      </w:rPr>
+    </w:lvl>
+  </w:abstractNum>
+  <w:abstractNum w:abstractNumId="5" w15:restartNumberingAfterBreak="0">
+    <w:nsid w:val="11632D3F"/>
+    <w:multiLevelType w:val="multilevel"/>
+    <w:tmpl w:val="ED129492"/>
+    <w:lvl w:ilvl="0">
+      <w:start w:val="1"/>
+      <w:numFmt w:val="bullet"/>
+      <w:lvlText w:val=""/>
+      <w:lvlJc w:val="left"/>
+      <w:pPr>
+        <w:tabs>
+          <w:tab w:val="num" w:pos="720"/>
+        </w:tabs>
+        <w:ind w:left="720" w:hanging="360"/>
+      </w:pPr>
+      <w:rPr>
+        <w:rFonts w:ascii="Symbol" w:hAnsi="Symbol" w:hint="default"/>
+        <w:sz w:val="20"/>
+      </w:rPr>
+    </w:lvl>
+    <w:lvl w:ilvl="1" w:tentative="1">
+      <w:start w:val="1"/>
+      <w:numFmt w:val="bullet"/>
+      <w:lvlText w:val="o"/>
+      <w:lvlJc w:val="left"/>
+      <w:pPr>
+        <w:tabs>
+          <w:tab w:val="num" w:pos="1440"/>
+        </w:tabs>
+        <w:ind w:left="1440" w:hanging="360"/>
+      </w:pPr>
+      <w:rPr>
+        <w:rFonts w:ascii="Courier New" w:hAnsi="Courier New" w:hint="default"/>
+        <w:sz w:val="20"/>
+      </w:rPr>
+    </w:lvl>
+    <w:lvl w:ilvl="2" w:tentative="1">
+      <w:start w:val="1"/>
+      <w:numFmt w:val="bullet"/>
+      <w:lvlText w:val=""/>
+      <w:lvlJc w:val="left"/>
+      <w:pPr>
+        <w:tabs>
+          <w:tab w:val="num" w:pos="2160"/>
+        </w:tabs>
+        <w:ind w:left="2160" w:hanging="360"/>
+      </w:pPr>
+      <w:rPr>
+        <w:rFonts w:ascii="Wingdings" w:hAnsi="Wingdings" w:hint="default"/>
+        <w:sz w:val="20"/>
+      </w:rPr>
+    </w:lvl>
+    <w:lvl w:ilvl="3" w:tentative="1">
+      <w:start w:val="1"/>
+      <w:numFmt w:val="bullet"/>
+      <w:lvlText w:val=""/>
+      <w:lvlJc w:val="left"/>
+      <w:pPr>
+        <w:tabs>
+          <w:tab w:val="num" w:pos="2880"/>
+        </w:tabs>
+        <w:ind w:left="2880" w:hanging="360"/>
+      </w:pPr>
+      <w:rPr>
+        <w:rFonts w:ascii="Wingdings" w:hAnsi="Wingdings" w:hint="default"/>
+        <w:sz w:val="20"/>
+      </w:rPr>
+    </w:lvl>
+    <w:lvl w:ilvl="4" w:tentative="1">
+      <w:start w:val="1"/>
+      <w:numFmt w:val="bullet"/>
+      <w:lvlText w:val=""/>
+      <w:lvlJc w:val="left"/>
+      <w:pPr>
+        <w:tabs>
+          <w:tab w:val="num" w:pos="3600"/>
+        </w:tabs>
+        <w:ind w:left="3600" w:hanging="360"/>
+      </w:pPr>
+      <w:rPr>
+        <w:rFonts w:ascii="Wingdings" w:hAnsi="Wingdings" w:hint="default"/>
+        <w:sz w:val="20"/>
+      </w:rPr>
+    </w:lvl>
+    <w:lvl w:ilvl="5" w:tentative="1">
+      <w:start w:val="1"/>
+      <w:numFmt w:val="bullet"/>
+      <w:lvlText w:val=""/>
+      <w:lvlJc w:val="left"/>
+      <w:pPr>
+        <w:tabs>
+          <w:tab w:val="num" w:pos="4320"/>
+        </w:tabs>
+        <w:ind w:left="4320" w:hanging="360"/>
+      </w:pPr>
+      <w:rPr>
+        <w:rFonts w:ascii="Wingdings" w:hAnsi="Wingdings" w:hint="default"/>
+        <w:sz w:val="20"/>
+      </w:rPr>
+    </w:lvl>
+    <w:lvl w:ilvl="6" w:tentative="1">
+      <w:start w:val="1"/>
+      <w:numFmt w:val="bullet"/>
+      <w:lvlText w:val=""/>
+      <w:lvlJc w:val="left"/>
+      <w:pPr>
+        <w:tabs>
+          <w:tab w:val="num" w:pos="5040"/>
+        </w:tabs>
+        <w:ind w:left="5040" w:hanging="360"/>
+      </w:pPr>
+      <w:rPr>
+        <w:rFonts w:ascii="Wingdings" w:hAnsi="Wingdings" w:hint="default"/>
+        <w:sz w:val="20"/>
+      </w:rPr>
+    </w:lvl>
+    <w:lvl w:ilvl="7" w:tentative="1">
+      <w:start w:val="1"/>
+      <w:numFmt w:val="bullet"/>
+      <w:lvlText w:val=""/>
+      <w:lvlJc w:val="left"/>
+      <w:pPr>
+        <w:tabs>
+          <w:tab w:val="num" w:pos="5760"/>
+        </w:tabs>
+        <w:ind w:left="5760" w:hanging="360"/>
+      </w:pPr>
+      <w:rPr>
+        <w:rFonts w:ascii="Wingdings" w:hAnsi="Wingdings" w:hint="default"/>
+        <w:sz w:val="20"/>
+      </w:rPr>
+    </w:lvl>
+    <w:lvl w:ilvl="8" w:tentative="1">
+      <w:start w:val="1"/>
+      <w:numFmt w:val="bullet"/>
+      <w:lvlText w:val=""/>
+      <w:lvlJc w:val="left"/>
+      <w:pPr>
+        <w:tabs>
+          <w:tab w:val="num" w:pos="6480"/>
+        </w:tabs>
+        <w:ind w:left="6480" w:hanging="360"/>
+      </w:pPr>
+      <w:rPr>
+        <w:rFonts w:ascii="Wingdings" w:hAnsi="Wingdings" w:hint="default"/>
+        <w:sz w:val="20"/>
+      </w:rPr>
+    </w:lvl>
+  </w:abstractNum>
+  <w:abstractNum w:abstractNumId="6" w15:restartNumberingAfterBreak="0">
+    <w:nsid w:val="1C411851"/>
+    <w:multiLevelType w:val="multilevel"/>
+    <w:tmpl w:val="35E60106"/>
+    <w:lvl w:ilvl="0">
+      <w:start w:val="1"/>
+      <w:numFmt w:val="bullet"/>
+      <w:lvlText w:val=""/>
+      <w:lvlJc w:val="left"/>
+      <w:pPr>
+        <w:tabs>
+          <w:tab w:val="num" w:pos="720"/>
+        </w:tabs>
+        <w:ind w:left="720" w:hanging="360"/>
+      </w:pPr>
+      <w:rPr>
+        <w:rFonts w:ascii="Symbol" w:hAnsi="Symbol" w:hint="default"/>
+        <w:sz w:val="20"/>
+      </w:rPr>
+    </w:lvl>
+    <w:lvl w:ilvl="1" w:tentative="1">
+      <w:start w:val="1"/>
+      <w:numFmt w:val="bullet"/>
+      <w:lvlText w:val="o"/>
+      <w:lvlJc w:val="left"/>
+      <w:pPr>
+        <w:tabs>
+          <w:tab w:val="num" w:pos="1440"/>
+        </w:tabs>
+        <w:ind w:left="1440" w:hanging="360"/>
+      </w:pPr>
+      <w:rPr>
+        <w:rFonts w:ascii="Courier New" w:hAnsi="Courier New" w:hint="default"/>
+        <w:sz w:val="20"/>
+      </w:rPr>
+    </w:lvl>
+    <w:lvl w:ilvl="2" w:tentative="1">
+      <w:start w:val="1"/>
+      <w:numFmt w:val="bullet"/>
+      <w:lvlText w:val=""/>
+      <w:lvlJc w:val="left"/>
+      <w:pPr>
+        <w:tabs>
+          <w:tab w:val="num" w:pos="2160"/>
+        </w:tabs>
+        <w:ind w:left="2160" w:hanging="360"/>
+      </w:pPr>
+      <w:rPr>
+        <w:rFonts w:ascii="Wingdings" w:hAnsi="Wingdings" w:hint="default"/>
+        <w:sz w:val="20"/>
+      </w:rPr>
+    </w:lvl>
+    <w:lvl w:ilvl="3" w:tentative="1">
+      <w:start w:val="1"/>
+      <w:numFmt w:val="bullet"/>
+      <w:lvlText w:val=""/>
+      <w:lvlJc w:val="left"/>
+      <w:pPr>
+        <w:tabs>
+          <w:tab w:val="num" w:pos="2880"/>
+        </w:tabs>
+        <w:ind w:left="2880" w:hanging="360"/>
+      </w:pPr>
+      <w:rPr>
+        <w:rFonts w:ascii="Wingdings" w:hAnsi="Wingdings" w:hint="default"/>
+        <w:sz w:val="20"/>
+      </w:rPr>
+    </w:lvl>
+    <w:lvl w:ilvl="4" w:tentative="1">
+      <w:start w:val="1"/>
+      <w:numFmt w:val="bullet"/>
+      <w:lvlText w:val=""/>
+      <w:lvlJc w:val="left"/>
+      <w:pPr>
+        <w:tabs>
+          <w:tab w:val="num" w:pos="3600"/>
+        </w:tabs>
+        <w:ind w:left="3600" w:hanging="360"/>
+      </w:pPr>
+      <w:rPr>
+        <w:rFonts w:ascii="Wingdings" w:hAnsi="Wingdings" w:hint="default"/>
+        <w:sz w:val="20"/>
+      </w:rPr>
+    </w:lvl>
+    <w:lvl w:ilvl="5" w:tentative="1">
+      <w:start w:val="1"/>
+      <w:numFmt w:val="bullet"/>
+      <w:lvlText w:val=""/>
+      <w:lvlJc w:val="left"/>
+      <w:pPr>
+        <w:tabs>
+          <w:tab w:val="num" w:pos="4320"/>
+        </w:tabs>
+        <w:ind w:left="4320" w:hanging="360"/>
+      </w:pPr>
+      <w:rPr>
+        <w:rFonts w:ascii="Wingdings" w:hAnsi="Wingdings" w:hint="default"/>
+        <w:sz w:val="20"/>
+      </w:rPr>
+    </w:lvl>
+    <w:lvl w:ilvl="6" w:tentative="1">
+      <w:start w:val="1"/>
+      <w:numFmt w:val="bullet"/>
+      <w:lvlText w:val=""/>
+      <w:lvlJc w:val="left"/>
+      <w:pPr>
+        <w:tabs>
+          <w:tab w:val="num" w:pos="5040"/>
+        </w:tabs>
+        <w:ind w:left="5040" w:hanging="360"/>
+      </w:pPr>
+      <w:rPr>
+        <w:rFonts w:ascii="Wingdings" w:hAnsi="Wingdings" w:hint="default"/>
+        <w:sz w:val="20"/>
+      </w:rPr>
+    </w:lvl>
+    <w:lvl w:ilvl="7" w:tentative="1">
+      <w:start w:val="1"/>
+      <w:numFmt w:val="bullet"/>
+      <w:lvlText w:val=""/>
+      <w:lvlJc w:val="left"/>
+      <w:pPr>
+        <w:tabs>
+          <w:tab w:val="num" w:pos="5760"/>
+        </w:tabs>
+        <w:ind w:left="5760" w:hanging="360"/>
+      </w:pPr>
+      <w:rPr>
+        <w:rFonts w:ascii="Wingdings" w:hAnsi="Wingdings" w:hint="default"/>
+        <w:sz w:val="20"/>
+      </w:rPr>
+    </w:lvl>
+    <w:lvl w:ilvl="8" w:tentative="1">
+      <w:start w:val="1"/>
+      <w:numFmt w:val="bullet"/>
+      <w:lvlText w:val=""/>
+      <w:lvlJc w:val="left"/>
+      <w:pPr>
+        <w:tabs>
+          <w:tab w:val="num" w:pos="6480"/>
+        </w:tabs>
+        <w:ind w:left="6480" w:hanging="360"/>
+      </w:pPr>
+      <w:rPr>
+        <w:rFonts w:ascii="Wingdings" w:hAnsi="Wingdings" w:hint="default"/>
+        <w:sz w:val="20"/>
+      </w:rPr>
+    </w:lvl>
+  </w:abstractNum>
+  <w:abstractNum w:abstractNumId="7" w15:restartNumberingAfterBreak="0">
+    <w:nsid w:val="1F1C1B5F"/>
+    <w:multiLevelType w:val="multilevel"/>
+    <w:tmpl w:val="5FBE6816"/>
+    <w:lvl w:ilvl="0">
+      <w:start w:val="1"/>
+      <w:numFmt w:val="bullet"/>
+      <w:lvlText w:val=""/>
+      <w:lvlJc w:val="left"/>
+      <w:pPr>
+        <w:tabs>
+          <w:tab w:val="num" w:pos="720"/>
+        </w:tabs>
+        <w:ind w:left="720" w:hanging="360"/>
+      </w:pPr>
+      <w:rPr>
+        <w:rFonts w:ascii="Symbol" w:hAnsi="Symbol" w:hint="default"/>
+        <w:sz w:val="20"/>
+      </w:rPr>
+    </w:lvl>
+    <w:lvl w:ilvl="1" w:tentative="1">
+      <w:start w:val="1"/>
+      <w:numFmt w:val="bullet"/>
+      <w:lvlText w:val="o"/>
+      <w:lvlJc w:val="left"/>
+      <w:pPr>
+        <w:tabs>
+          <w:tab w:val="num" w:pos="1440"/>
+        </w:tabs>
+        <w:ind w:left="1440" w:hanging="360"/>
+      </w:pPr>
+      <w:rPr>
+        <w:rFonts w:ascii="Courier New" w:hAnsi="Courier New" w:hint="default"/>
+        <w:sz w:val="20"/>
+      </w:rPr>
+    </w:lvl>
+    <w:lvl w:ilvl="2" w:tentative="1">
+      <w:start w:val="1"/>
+      <w:numFmt w:val="bullet"/>
+      <w:lvlText w:val=""/>
+      <w:lvlJc w:val="left"/>
+      <w:pPr>
+        <w:tabs>
+          <w:tab w:val="num" w:pos="2160"/>
+        </w:tabs>
+        <w:ind w:left="2160" w:hanging="360"/>
+      </w:pPr>
+      <w:rPr>
+        <w:rFonts w:ascii="Wingdings" w:hAnsi="Wingdings" w:hint="default"/>
+        <w:sz w:val="20"/>
+      </w:rPr>
+    </w:lvl>
+    <w:lvl w:ilvl="3" w:tentative="1">
+      <w:start w:val="1"/>
+      <w:numFmt w:val="bullet"/>
+      <w:lvlText w:val=""/>
+      <w:lvlJc w:val="left"/>
+      <w:pPr>
+        <w:tabs>
+          <w:tab w:val="num" w:pos="2880"/>
+        </w:tabs>
+        <w:ind w:left="2880" w:hanging="360"/>
+      </w:pPr>
+      <w:rPr>
+        <w:rFonts w:ascii="Wingdings" w:hAnsi="Wingdings" w:hint="default"/>
+        <w:sz w:val="20"/>
+      </w:rPr>
+    </w:lvl>
+    <w:lvl w:ilvl="4" w:tentative="1">
+      <w:start w:val="1"/>
+      <w:numFmt w:val="bullet"/>
+      <w:lvlText w:val=""/>
+      <w:lvlJc w:val="left"/>
+      <w:pPr>
+        <w:tabs>
+          <w:tab w:val="num" w:pos="3600"/>
+        </w:tabs>
+        <w:ind w:left="3600" w:hanging="360"/>
+      </w:pPr>
+      <w:rPr>
+        <w:rFonts w:ascii="Wingdings" w:hAnsi="Wingdings" w:hint="default"/>
+        <w:sz w:val="20"/>
+      </w:rPr>
+    </w:lvl>
+    <w:lvl w:ilvl="5" w:tentative="1">
+      <w:start w:val="1"/>
+      <w:numFmt w:val="bullet"/>
+      <w:lvlText w:val=""/>
+      <w:lvlJc w:val="left"/>
+      <w:pPr>
+        <w:tabs>
+          <w:tab w:val="num" w:pos="4320"/>
+        </w:tabs>
+        <w:ind w:left="4320" w:hanging="360"/>
+      </w:pPr>
+      <w:rPr>
+        <w:rFonts w:ascii="Wingdings" w:hAnsi="Wingdings" w:hint="default"/>
+        <w:sz w:val="20"/>
+      </w:rPr>
+    </w:lvl>
+    <w:lvl w:ilvl="6" w:tentative="1">
+      <w:start w:val="1"/>
+      <w:numFmt w:val="bullet"/>
+      <w:lvlText w:val=""/>
+      <w:lvlJc w:val="left"/>
+      <w:pPr>
+        <w:tabs>
+          <w:tab w:val="num" w:pos="5040"/>
+        </w:tabs>
+        <w:ind w:left="5040" w:hanging="360"/>
+      </w:pPr>
+      <w:rPr>
+        <w:rFonts w:ascii="Wingdings" w:hAnsi="Wingdings" w:hint="default"/>
+        <w:sz w:val="20"/>
+      </w:rPr>
+    </w:lvl>
+    <w:lvl w:ilvl="7" w:tentative="1">
+      <w:start w:val="1"/>
+      <w:numFmt w:val="bullet"/>
+      <w:lvlText w:val=""/>
+      <w:lvlJc w:val="left"/>
+      <w:pPr>
+        <w:tabs>
+          <w:tab w:val="num" w:pos="5760"/>
+        </w:tabs>
+        <w:ind w:left="5760" w:hanging="360"/>
+      </w:pPr>
+      <w:rPr>
+        <w:rFonts w:ascii="Wingdings" w:hAnsi="Wingdings" w:hint="default"/>
+        <w:sz w:val="20"/>
+      </w:rPr>
+    </w:lvl>
+    <w:lvl w:ilvl="8" w:tentative="1">
+      <w:start w:val="1"/>
+      <w:numFmt w:val="bullet"/>
+      <w:lvlText w:val=""/>
+      <w:lvlJc w:val="left"/>
+      <w:pPr>
+        <w:tabs>
+          <w:tab w:val="num" w:pos="6480"/>
+        </w:tabs>
+        <w:ind w:left="6480" w:hanging="360"/>
+      </w:pPr>
+      <w:rPr>
+        <w:rFonts w:ascii="Wingdings" w:hAnsi="Wingdings" w:hint="default"/>
+        <w:sz w:val="20"/>
+      </w:rPr>
+    </w:lvl>
+  </w:abstractNum>
+  <w:abstractNum w:abstractNumId="8" w15:restartNumberingAfterBreak="0">
     <w:nsid w:val="26070EC3"/>
     <w:multiLevelType w:val="multilevel"/>
     <w:tmpl w:val="162C080A"/>
@@ -2184,7 +4926,454 @@
       </w:rPr>
     </w:lvl>
   </w:abstractNum>
-  <w:abstractNum w:abstractNumId="1" w15:restartNumberingAfterBreak="0">
+  <w:abstractNum w:abstractNumId="9" w15:restartNumberingAfterBreak="0">
+    <w:nsid w:val="3390614D"/>
+    <w:multiLevelType w:val="multilevel"/>
+    <w:tmpl w:val="4380EA06"/>
+    <w:lvl w:ilvl="0">
+      <w:start w:val="1"/>
+      <w:numFmt w:val="bullet"/>
+      <w:lvlText w:val=""/>
+      <w:lvlJc w:val="left"/>
+      <w:pPr>
+        <w:tabs>
+          <w:tab w:val="num" w:pos="720"/>
+        </w:tabs>
+        <w:ind w:left="720" w:hanging="360"/>
+      </w:pPr>
+      <w:rPr>
+        <w:rFonts w:ascii="Symbol" w:hAnsi="Symbol" w:hint="default"/>
+        <w:sz w:val="20"/>
+      </w:rPr>
+    </w:lvl>
+    <w:lvl w:ilvl="1" w:tentative="1">
+      <w:start w:val="1"/>
+      <w:numFmt w:val="bullet"/>
+      <w:lvlText w:val="o"/>
+      <w:lvlJc w:val="left"/>
+      <w:pPr>
+        <w:tabs>
+          <w:tab w:val="num" w:pos="1440"/>
+        </w:tabs>
+        <w:ind w:left="1440" w:hanging="360"/>
+      </w:pPr>
+      <w:rPr>
+        <w:rFonts w:ascii="Courier New" w:hAnsi="Courier New" w:hint="default"/>
+        <w:sz w:val="20"/>
+      </w:rPr>
+    </w:lvl>
+    <w:lvl w:ilvl="2" w:tentative="1">
+      <w:start w:val="1"/>
+      <w:numFmt w:val="bullet"/>
+      <w:lvlText w:val=""/>
+      <w:lvlJc w:val="left"/>
+      <w:pPr>
+        <w:tabs>
+          <w:tab w:val="num" w:pos="2160"/>
+        </w:tabs>
+        <w:ind w:left="2160" w:hanging="360"/>
+      </w:pPr>
+      <w:rPr>
+        <w:rFonts w:ascii="Wingdings" w:hAnsi="Wingdings" w:hint="default"/>
+        <w:sz w:val="20"/>
+      </w:rPr>
+    </w:lvl>
+    <w:lvl w:ilvl="3" w:tentative="1">
+      <w:start w:val="1"/>
+      <w:numFmt w:val="bullet"/>
+      <w:lvlText w:val=""/>
+      <w:lvlJc w:val="left"/>
+      <w:pPr>
+        <w:tabs>
+          <w:tab w:val="num" w:pos="2880"/>
+        </w:tabs>
+        <w:ind w:left="2880" w:hanging="360"/>
+      </w:pPr>
+      <w:rPr>
+        <w:rFonts w:ascii="Wingdings" w:hAnsi="Wingdings" w:hint="default"/>
+        <w:sz w:val="20"/>
+      </w:rPr>
+    </w:lvl>
+    <w:lvl w:ilvl="4" w:tentative="1">
+      <w:start w:val="1"/>
+      <w:numFmt w:val="bullet"/>
+      <w:lvlText w:val=""/>
+      <w:lvlJc w:val="left"/>
+      <w:pPr>
+        <w:tabs>
+          <w:tab w:val="num" w:pos="3600"/>
+        </w:tabs>
+        <w:ind w:left="3600" w:hanging="360"/>
+      </w:pPr>
+      <w:rPr>
+        <w:rFonts w:ascii="Wingdings" w:hAnsi="Wingdings" w:hint="default"/>
+        <w:sz w:val="20"/>
+      </w:rPr>
+    </w:lvl>
+    <w:lvl w:ilvl="5" w:tentative="1">
+      <w:start w:val="1"/>
+      <w:numFmt w:val="bullet"/>
+      <w:lvlText w:val=""/>
+      <w:lvlJc w:val="left"/>
+      <w:pPr>
+        <w:tabs>
+          <w:tab w:val="num" w:pos="4320"/>
+        </w:tabs>
+        <w:ind w:left="4320" w:hanging="360"/>
+      </w:pPr>
+      <w:rPr>
+        <w:rFonts w:ascii="Wingdings" w:hAnsi="Wingdings" w:hint="default"/>
+        <w:sz w:val="20"/>
+      </w:rPr>
+    </w:lvl>
+    <w:lvl w:ilvl="6" w:tentative="1">
+      <w:start w:val="1"/>
+      <w:numFmt w:val="bullet"/>
+      <w:lvlText w:val=""/>
+      <w:lvlJc w:val="left"/>
+      <w:pPr>
+        <w:tabs>
+          <w:tab w:val="num" w:pos="5040"/>
+        </w:tabs>
+        <w:ind w:left="5040" w:hanging="360"/>
+      </w:pPr>
+      <w:rPr>
+        <w:rFonts w:ascii="Wingdings" w:hAnsi="Wingdings" w:hint="default"/>
+        <w:sz w:val="20"/>
+      </w:rPr>
+    </w:lvl>
+    <w:lvl w:ilvl="7" w:tentative="1">
+      <w:start w:val="1"/>
+      <w:numFmt w:val="bullet"/>
+      <w:lvlText w:val=""/>
+      <w:lvlJc w:val="left"/>
+      <w:pPr>
+        <w:tabs>
+          <w:tab w:val="num" w:pos="5760"/>
+        </w:tabs>
+        <w:ind w:left="5760" w:hanging="360"/>
+      </w:pPr>
+      <w:rPr>
+        <w:rFonts w:ascii="Wingdings" w:hAnsi="Wingdings" w:hint="default"/>
+        <w:sz w:val="20"/>
+      </w:rPr>
+    </w:lvl>
+    <w:lvl w:ilvl="8" w:tentative="1">
+      <w:start w:val="1"/>
+      <w:numFmt w:val="bullet"/>
+      <w:lvlText w:val=""/>
+      <w:lvlJc w:val="left"/>
+      <w:pPr>
+        <w:tabs>
+          <w:tab w:val="num" w:pos="6480"/>
+        </w:tabs>
+        <w:ind w:left="6480" w:hanging="360"/>
+      </w:pPr>
+      <w:rPr>
+        <w:rFonts w:ascii="Wingdings" w:hAnsi="Wingdings" w:hint="default"/>
+        <w:sz w:val="20"/>
+      </w:rPr>
+    </w:lvl>
+  </w:abstractNum>
+  <w:abstractNum w:abstractNumId="10" w15:restartNumberingAfterBreak="0">
+    <w:nsid w:val="44327CA6"/>
+    <w:multiLevelType w:val="multilevel"/>
+    <w:tmpl w:val="6FD83E60"/>
+    <w:lvl w:ilvl="0">
+      <w:start w:val="1"/>
+      <w:numFmt w:val="bullet"/>
+      <w:lvlText w:val=""/>
+      <w:lvlJc w:val="left"/>
+      <w:pPr>
+        <w:tabs>
+          <w:tab w:val="num" w:pos="720"/>
+        </w:tabs>
+        <w:ind w:left="720" w:hanging="360"/>
+      </w:pPr>
+      <w:rPr>
+        <w:rFonts w:ascii="Symbol" w:hAnsi="Symbol" w:hint="default"/>
+        <w:sz w:val="20"/>
+      </w:rPr>
+    </w:lvl>
+    <w:lvl w:ilvl="1" w:tentative="1">
+      <w:start w:val="1"/>
+      <w:numFmt w:val="bullet"/>
+      <w:lvlText w:val="o"/>
+      <w:lvlJc w:val="left"/>
+      <w:pPr>
+        <w:tabs>
+          <w:tab w:val="num" w:pos="1440"/>
+        </w:tabs>
+        <w:ind w:left="1440" w:hanging="360"/>
+      </w:pPr>
+      <w:rPr>
+        <w:rFonts w:ascii="Courier New" w:hAnsi="Courier New" w:hint="default"/>
+        <w:sz w:val="20"/>
+      </w:rPr>
+    </w:lvl>
+    <w:lvl w:ilvl="2" w:tentative="1">
+      <w:start w:val="1"/>
+      <w:numFmt w:val="bullet"/>
+      <w:lvlText w:val=""/>
+      <w:lvlJc w:val="left"/>
+      <w:pPr>
+        <w:tabs>
+          <w:tab w:val="num" w:pos="2160"/>
+        </w:tabs>
+        <w:ind w:left="2160" w:hanging="360"/>
+      </w:pPr>
+      <w:rPr>
+        <w:rFonts w:ascii="Wingdings" w:hAnsi="Wingdings" w:hint="default"/>
+        <w:sz w:val="20"/>
+      </w:rPr>
+    </w:lvl>
+    <w:lvl w:ilvl="3" w:tentative="1">
+      <w:start w:val="1"/>
+      <w:numFmt w:val="bullet"/>
+      <w:lvlText w:val=""/>
+      <w:lvlJc w:val="left"/>
+      <w:pPr>
+        <w:tabs>
+          <w:tab w:val="num" w:pos="2880"/>
+        </w:tabs>
+        <w:ind w:left="2880" w:hanging="360"/>
+      </w:pPr>
+      <w:rPr>
+        <w:rFonts w:ascii="Wingdings" w:hAnsi="Wingdings" w:hint="default"/>
+        <w:sz w:val="20"/>
+      </w:rPr>
+    </w:lvl>
+    <w:lvl w:ilvl="4" w:tentative="1">
+      <w:start w:val="1"/>
+      <w:numFmt w:val="bullet"/>
+      <w:lvlText w:val=""/>
+      <w:lvlJc w:val="left"/>
+      <w:pPr>
+        <w:tabs>
+          <w:tab w:val="num" w:pos="3600"/>
+        </w:tabs>
+        <w:ind w:left="3600" w:hanging="360"/>
+      </w:pPr>
+      <w:rPr>
+        <w:rFonts w:ascii="Wingdings" w:hAnsi="Wingdings" w:hint="default"/>
+        <w:sz w:val="20"/>
+      </w:rPr>
+    </w:lvl>
+    <w:lvl w:ilvl="5" w:tentative="1">
+      <w:start w:val="1"/>
+      <w:numFmt w:val="bullet"/>
+      <w:lvlText w:val=""/>
+      <w:lvlJc w:val="left"/>
+      <w:pPr>
+        <w:tabs>
+          <w:tab w:val="num" w:pos="4320"/>
+        </w:tabs>
+        <w:ind w:left="4320" w:hanging="360"/>
+      </w:pPr>
+      <w:rPr>
+        <w:rFonts w:ascii="Wingdings" w:hAnsi="Wingdings" w:hint="default"/>
+        <w:sz w:val="20"/>
+      </w:rPr>
+    </w:lvl>
+    <w:lvl w:ilvl="6" w:tentative="1">
+      <w:start w:val="1"/>
+      <w:numFmt w:val="bullet"/>
+      <w:lvlText w:val=""/>
+      <w:lvlJc w:val="left"/>
+      <w:pPr>
+        <w:tabs>
+          <w:tab w:val="num" w:pos="5040"/>
+        </w:tabs>
+        <w:ind w:left="5040" w:hanging="360"/>
+      </w:pPr>
+      <w:rPr>
+        <w:rFonts w:ascii="Wingdings" w:hAnsi="Wingdings" w:hint="default"/>
+        <w:sz w:val="20"/>
+      </w:rPr>
+    </w:lvl>
+    <w:lvl w:ilvl="7" w:tentative="1">
+      <w:start w:val="1"/>
+      <w:numFmt w:val="bullet"/>
+      <w:lvlText w:val=""/>
+      <w:lvlJc w:val="left"/>
+      <w:pPr>
+        <w:tabs>
+          <w:tab w:val="num" w:pos="5760"/>
+        </w:tabs>
+        <w:ind w:left="5760" w:hanging="360"/>
+      </w:pPr>
+      <w:rPr>
+        <w:rFonts w:ascii="Wingdings" w:hAnsi="Wingdings" w:hint="default"/>
+        <w:sz w:val="20"/>
+      </w:rPr>
+    </w:lvl>
+    <w:lvl w:ilvl="8" w:tentative="1">
+      <w:start w:val="1"/>
+      <w:numFmt w:val="bullet"/>
+      <w:lvlText w:val=""/>
+      <w:lvlJc w:val="left"/>
+      <w:pPr>
+        <w:tabs>
+          <w:tab w:val="num" w:pos="6480"/>
+        </w:tabs>
+        <w:ind w:left="6480" w:hanging="360"/>
+      </w:pPr>
+      <w:rPr>
+        <w:rFonts w:ascii="Wingdings" w:hAnsi="Wingdings" w:hint="default"/>
+        <w:sz w:val="20"/>
+      </w:rPr>
+    </w:lvl>
+  </w:abstractNum>
+  <w:abstractNum w:abstractNumId="11" w15:restartNumberingAfterBreak="0">
+    <w:nsid w:val="470E37C0"/>
+    <w:multiLevelType w:val="multilevel"/>
+    <w:tmpl w:val="EE28206C"/>
+    <w:lvl w:ilvl="0">
+      <w:start w:val="1"/>
+      <w:numFmt w:val="bullet"/>
+      <w:lvlText w:val=""/>
+      <w:lvlJc w:val="left"/>
+      <w:pPr>
+        <w:tabs>
+          <w:tab w:val="num" w:pos="720"/>
+        </w:tabs>
+        <w:ind w:left="720" w:hanging="360"/>
+      </w:pPr>
+      <w:rPr>
+        <w:rFonts w:ascii="Symbol" w:hAnsi="Symbol" w:hint="default"/>
+        <w:sz w:val="20"/>
+      </w:rPr>
+    </w:lvl>
+    <w:lvl w:ilvl="1" w:tentative="1">
+      <w:start w:val="1"/>
+      <w:numFmt w:val="bullet"/>
+      <w:lvlText w:val="o"/>
+      <w:lvlJc w:val="left"/>
+      <w:pPr>
+        <w:tabs>
+          <w:tab w:val="num" w:pos="1440"/>
+        </w:tabs>
+        <w:ind w:left="1440" w:hanging="360"/>
+      </w:pPr>
+      <w:rPr>
+        <w:rFonts w:ascii="Courier New" w:hAnsi="Courier New" w:hint="default"/>
+        <w:sz w:val="20"/>
+      </w:rPr>
+    </w:lvl>
+    <w:lvl w:ilvl="2" w:tentative="1">
+      <w:start w:val="1"/>
+      <w:numFmt w:val="bullet"/>
+      <w:lvlText w:val=""/>
+      <w:lvlJc w:val="left"/>
+      <w:pPr>
+        <w:tabs>
+          <w:tab w:val="num" w:pos="2160"/>
+        </w:tabs>
+        <w:ind w:left="2160" w:hanging="360"/>
+      </w:pPr>
+      <w:rPr>
+        <w:rFonts w:ascii="Wingdings" w:hAnsi="Wingdings" w:hint="default"/>
+        <w:sz w:val="20"/>
+      </w:rPr>
+    </w:lvl>
+    <w:lvl w:ilvl="3" w:tentative="1">
+      <w:start w:val="1"/>
+      <w:numFmt w:val="bullet"/>
+      <w:lvlText w:val=""/>
+      <w:lvlJc w:val="left"/>
+      <w:pPr>
+        <w:tabs>
+          <w:tab w:val="num" w:pos="2880"/>
+        </w:tabs>
+        <w:ind w:left="2880" w:hanging="360"/>
+      </w:pPr>
+      <w:rPr>
+        <w:rFonts w:ascii="Wingdings" w:hAnsi="Wingdings" w:hint="default"/>
+        <w:sz w:val="20"/>
+      </w:rPr>
+    </w:lvl>
+    <w:lvl w:ilvl="4" w:tentative="1">
+      <w:start w:val="1"/>
+      <w:numFmt w:val="bullet"/>
+      <w:lvlText w:val=""/>
+      <w:lvlJc w:val="left"/>
+      <w:pPr>
+        <w:tabs>
+          <w:tab w:val="num" w:pos="3600"/>
+        </w:tabs>
+        <w:ind w:left="3600" w:hanging="360"/>
+      </w:pPr>
+      <w:rPr>
+        <w:rFonts w:ascii="Wingdings" w:hAnsi="Wingdings" w:hint="default"/>
+        <w:sz w:val="20"/>
+      </w:rPr>
+    </w:lvl>
+    <w:lvl w:ilvl="5" w:tentative="1">
+      <w:start w:val="1"/>
+      <w:numFmt w:val="bullet"/>
+      <w:lvlText w:val=""/>
+      <w:lvlJc w:val="left"/>
+      <w:pPr>
+        <w:tabs>
+          <w:tab w:val="num" w:pos="4320"/>
+        </w:tabs>
+        <w:ind w:left="4320" w:hanging="360"/>
+      </w:pPr>
+      <w:rPr>
+        <w:rFonts w:ascii="Wingdings" w:hAnsi="Wingdings" w:hint="default"/>
+        <w:sz w:val="20"/>
+      </w:rPr>
+    </w:lvl>
+    <w:lvl w:ilvl="6" w:tentative="1">
+      <w:start w:val="1"/>
+      <w:numFmt w:val="bullet"/>
+      <w:lvlText w:val=""/>
+      <w:lvlJc w:val="left"/>
+      <w:pPr>
+        <w:tabs>
+          <w:tab w:val="num" w:pos="5040"/>
+        </w:tabs>
+        <w:ind w:left="5040" w:hanging="360"/>
+      </w:pPr>
+      <w:rPr>
+        <w:rFonts w:ascii="Wingdings" w:hAnsi="Wingdings" w:hint="default"/>
+        <w:sz w:val="20"/>
+      </w:rPr>
+    </w:lvl>
+    <w:lvl w:ilvl="7" w:tentative="1">
+      <w:start w:val="1"/>
+      <w:numFmt w:val="bullet"/>
+      <w:lvlText w:val=""/>
+      <w:lvlJc w:val="left"/>
+      <w:pPr>
+        <w:tabs>
+          <w:tab w:val="num" w:pos="5760"/>
+        </w:tabs>
+        <w:ind w:left="5760" w:hanging="360"/>
+      </w:pPr>
+      <w:rPr>
+        <w:rFonts w:ascii="Wingdings" w:hAnsi="Wingdings" w:hint="default"/>
+        <w:sz w:val="20"/>
+      </w:rPr>
+    </w:lvl>
+    <w:lvl w:ilvl="8" w:tentative="1">
+      <w:start w:val="1"/>
+      <w:numFmt w:val="bullet"/>
+      <w:lvlText w:val=""/>
+      <w:lvlJc w:val="left"/>
+      <w:pPr>
+        <w:tabs>
+          <w:tab w:val="num" w:pos="6480"/>
+        </w:tabs>
+        <w:ind w:left="6480" w:hanging="360"/>
+      </w:pPr>
+      <w:rPr>
+        <w:rFonts w:ascii="Wingdings" w:hAnsi="Wingdings" w:hint="default"/>
+        <w:sz w:val="20"/>
+      </w:rPr>
+    </w:lvl>
+  </w:abstractNum>
+  <w:abstractNum w:abstractNumId="12" w15:restartNumberingAfterBreak="0">
     <w:nsid w:val="47EB3889"/>
     <w:multiLevelType w:val="multilevel"/>
     <w:tmpl w:val="3F3E8FA0"/>
@@ -2333,7 +5522,305 @@
       </w:rPr>
     </w:lvl>
   </w:abstractNum>
-  <w:abstractNum w:abstractNumId="2" w15:restartNumberingAfterBreak="0">
+  <w:abstractNum w:abstractNumId="13" w15:restartNumberingAfterBreak="0">
+    <w:nsid w:val="4FF36D28"/>
+    <w:multiLevelType w:val="multilevel"/>
+    <w:tmpl w:val="D4EAA082"/>
+    <w:lvl w:ilvl="0">
+      <w:start w:val="1"/>
+      <w:numFmt w:val="bullet"/>
+      <w:lvlText w:val=""/>
+      <w:lvlJc w:val="left"/>
+      <w:pPr>
+        <w:tabs>
+          <w:tab w:val="num" w:pos="720"/>
+        </w:tabs>
+        <w:ind w:left="720" w:hanging="360"/>
+      </w:pPr>
+      <w:rPr>
+        <w:rFonts w:ascii="Symbol" w:hAnsi="Symbol" w:hint="default"/>
+        <w:sz w:val="20"/>
+      </w:rPr>
+    </w:lvl>
+    <w:lvl w:ilvl="1" w:tentative="1">
+      <w:start w:val="1"/>
+      <w:numFmt w:val="bullet"/>
+      <w:lvlText w:val="o"/>
+      <w:lvlJc w:val="left"/>
+      <w:pPr>
+        <w:tabs>
+          <w:tab w:val="num" w:pos="1440"/>
+        </w:tabs>
+        <w:ind w:left="1440" w:hanging="360"/>
+      </w:pPr>
+      <w:rPr>
+        <w:rFonts w:ascii="Courier New" w:hAnsi="Courier New" w:hint="default"/>
+        <w:sz w:val="20"/>
+      </w:rPr>
+    </w:lvl>
+    <w:lvl w:ilvl="2" w:tentative="1">
+      <w:start w:val="1"/>
+      <w:numFmt w:val="bullet"/>
+      <w:lvlText w:val=""/>
+      <w:lvlJc w:val="left"/>
+      <w:pPr>
+        <w:tabs>
+          <w:tab w:val="num" w:pos="2160"/>
+        </w:tabs>
+        <w:ind w:left="2160" w:hanging="360"/>
+      </w:pPr>
+      <w:rPr>
+        <w:rFonts w:ascii="Wingdings" w:hAnsi="Wingdings" w:hint="default"/>
+        <w:sz w:val="20"/>
+      </w:rPr>
+    </w:lvl>
+    <w:lvl w:ilvl="3" w:tentative="1">
+      <w:start w:val="1"/>
+      <w:numFmt w:val="bullet"/>
+      <w:lvlText w:val=""/>
+      <w:lvlJc w:val="left"/>
+      <w:pPr>
+        <w:tabs>
+          <w:tab w:val="num" w:pos="2880"/>
+        </w:tabs>
+        <w:ind w:left="2880" w:hanging="360"/>
+      </w:pPr>
+      <w:rPr>
+        <w:rFonts w:ascii="Wingdings" w:hAnsi="Wingdings" w:hint="default"/>
+        <w:sz w:val="20"/>
+      </w:rPr>
+    </w:lvl>
+    <w:lvl w:ilvl="4" w:tentative="1">
+      <w:start w:val="1"/>
+      <w:numFmt w:val="bullet"/>
+      <w:lvlText w:val=""/>
+      <w:lvlJc w:val="left"/>
+      <w:pPr>
+        <w:tabs>
+          <w:tab w:val="num" w:pos="3600"/>
+        </w:tabs>
+        <w:ind w:left="3600" w:hanging="360"/>
+      </w:pPr>
+      <w:rPr>
+        <w:rFonts w:ascii="Wingdings" w:hAnsi="Wingdings" w:hint="default"/>
+        <w:sz w:val="20"/>
+      </w:rPr>
+    </w:lvl>
+    <w:lvl w:ilvl="5" w:tentative="1">
+      <w:start w:val="1"/>
+      <w:numFmt w:val="bullet"/>
+      <w:lvlText w:val=""/>
+      <w:lvlJc w:val="left"/>
+      <w:pPr>
+        <w:tabs>
+          <w:tab w:val="num" w:pos="4320"/>
+        </w:tabs>
+        <w:ind w:left="4320" w:hanging="360"/>
+      </w:pPr>
+      <w:rPr>
+        <w:rFonts w:ascii="Wingdings" w:hAnsi="Wingdings" w:hint="default"/>
+        <w:sz w:val="20"/>
+      </w:rPr>
+    </w:lvl>
+    <w:lvl w:ilvl="6" w:tentative="1">
+      <w:start w:val="1"/>
+      <w:numFmt w:val="bullet"/>
+      <w:lvlText w:val=""/>
+      <w:lvlJc w:val="left"/>
+      <w:pPr>
+        <w:tabs>
+          <w:tab w:val="num" w:pos="5040"/>
+        </w:tabs>
+        <w:ind w:left="5040" w:hanging="360"/>
+      </w:pPr>
+      <w:rPr>
+        <w:rFonts w:ascii="Wingdings" w:hAnsi="Wingdings" w:hint="default"/>
+        <w:sz w:val="20"/>
+      </w:rPr>
+    </w:lvl>
+    <w:lvl w:ilvl="7" w:tentative="1">
+      <w:start w:val="1"/>
+      <w:numFmt w:val="bullet"/>
+      <w:lvlText w:val=""/>
+      <w:lvlJc w:val="left"/>
+      <w:pPr>
+        <w:tabs>
+          <w:tab w:val="num" w:pos="5760"/>
+        </w:tabs>
+        <w:ind w:left="5760" w:hanging="360"/>
+      </w:pPr>
+      <w:rPr>
+        <w:rFonts w:ascii="Wingdings" w:hAnsi="Wingdings" w:hint="default"/>
+        <w:sz w:val="20"/>
+      </w:rPr>
+    </w:lvl>
+    <w:lvl w:ilvl="8" w:tentative="1">
+      <w:start w:val="1"/>
+      <w:numFmt w:val="bullet"/>
+      <w:lvlText w:val=""/>
+      <w:lvlJc w:val="left"/>
+      <w:pPr>
+        <w:tabs>
+          <w:tab w:val="num" w:pos="6480"/>
+        </w:tabs>
+        <w:ind w:left="6480" w:hanging="360"/>
+      </w:pPr>
+      <w:rPr>
+        <w:rFonts w:ascii="Wingdings" w:hAnsi="Wingdings" w:hint="default"/>
+        <w:sz w:val="20"/>
+      </w:rPr>
+    </w:lvl>
+  </w:abstractNum>
+  <w:abstractNum w:abstractNumId="14" w15:restartNumberingAfterBreak="0">
+    <w:nsid w:val="57F64930"/>
+    <w:multiLevelType w:val="multilevel"/>
+    <w:tmpl w:val="D2C69C30"/>
+    <w:lvl w:ilvl="0">
+      <w:start w:val="1"/>
+      <w:numFmt w:val="bullet"/>
+      <w:lvlText w:val=""/>
+      <w:lvlJc w:val="left"/>
+      <w:pPr>
+        <w:tabs>
+          <w:tab w:val="num" w:pos="720"/>
+        </w:tabs>
+        <w:ind w:left="720" w:hanging="360"/>
+      </w:pPr>
+      <w:rPr>
+        <w:rFonts w:ascii="Symbol" w:hAnsi="Symbol" w:hint="default"/>
+        <w:sz w:val="20"/>
+      </w:rPr>
+    </w:lvl>
+    <w:lvl w:ilvl="1" w:tentative="1">
+      <w:start w:val="1"/>
+      <w:numFmt w:val="bullet"/>
+      <w:lvlText w:val="o"/>
+      <w:lvlJc w:val="left"/>
+      <w:pPr>
+        <w:tabs>
+          <w:tab w:val="num" w:pos="1440"/>
+        </w:tabs>
+        <w:ind w:left="1440" w:hanging="360"/>
+      </w:pPr>
+      <w:rPr>
+        <w:rFonts w:ascii="Courier New" w:hAnsi="Courier New" w:hint="default"/>
+        <w:sz w:val="20"/>
+      </w:rPr>
+    </w:lvl>
+    <w:lvl w:ilvl="2" w:tentative="1">
+      <w:start w:val="1"/>
+      <w:numFmt w:val="bullet"/>
+      <w:lvlText w:val=""/>
+      <w:lvlJc w:val="left"/>
+      <w:pPr>
+        <w:tabs>
+          <w:tab w:val="num" w:pos="2160"/>
+        </w:tabs>
+        <w:ind w:left="2160" w:hanging="360"/>
+      </w:pPr>
+      <w:rPr>
+        <w:rFonts w:ascii="Wingdings" w:hAnsi="Wingdings" w:hint="default"/>
+        <w:sz w:val="20"/>
+      </w:rPr>
+    </w:lvl>
+    <w:lvl w:ilvl="3" w:tentative="1">
+      <w:start w:val="1"/>
+      <w:numFmt w:val="bullet"/>
+      <w:lvlText w:val=""/>
+      <w:lvlJc w:val="left"/>
+      <w:pPr>
+        <w:tabs>
+          <w:tab w:val="num" w:pos="2880"/>
+        </w:tabs>
+        <w:ind w:left="2880" w:hanging="360"/>
+      </w:pPr>
+      <w:rPr>
+        <w:rFonts w:ascii="Wingdings" w:hAnsi="Wingdings" w:hint="default"/>
+        <w:sz w:val="20"/>
+      </w:rPr>
+    </w:lvl>
+    <w:lvl w:ilvl="4" w:tentative="1">
+      <w:start w:val="1"/>
+      <w:numFmt w:val="bullet"/>
+      <w:lvlText w:val=""/>
+      <w:lvlJc w:val="left"/>
+      <w:pPr>
+        <w:tabs>
+          <w:tab w:val="num" w:pos="3600"/>
+        </w:tabs>
+        <w:ind w:left="3600" w:hanging="360"/>
+      </w:pPr>
+      <w:rPr>
+        <w:rFonts w:ascii="Wingdings" w:hAnsi="Wingdings" w:hint="default"/>
+        <w:sz w:val="20"/>
+      </w:rPr>
+    </w:lvl>
+    <w:lvl w:ilvl="5" w:tentative="1">
+      <w:start w:val="1"/>
+      <w:numFmt w:val="bullet"/>
+      <w:lvlText w:val=""/>
+      <w:lvlJc w:val="left"/>
+      <w:pPr>
+        <w:tabs>
+          <w:tab w:val="num" w:pos="4320"/>
+        </w:tabs>
+        <w:ind w:left="4320" w:hanging="360"/>
+      </w:pPr>
+      <w:rPr>
+        <w:rFonts w:ascii="Wingdings" w:hAnsi="Wingdings" w:hint="default"/>
+        <w:sz w:val="20"/>
+      </w:rPr>
+    </w:lvl>
+    <w:lvl w:ilvl="6" w:tentative="1">
+      <w:start w:val="1"/>
+      <w:numFmt w:val="bullet"/>
+      <w:lvlText w:val=""/>
+      <w:lvlJc w:val="left"/>
+      <w:pPr>
+        <w:tabs>
+          <w:tab w:val="num" w:pos="5040"/>
+        </w:tabs>
+        <w:ind w:left="5040" w:hanging="360"/>
+      </w:pPr>
+      <w:rPr>
+        <w:rFonts w:ascii="Wingdings" w:hAnsi="Wingdings" w:hint="default"/>
+        <w:sz w:val="20"/>
+      </w:rPr>
+    </w:lvl>
+    <w:lvl w:ilvl="7" w:tentative="1">
+      <w:start w:val="1"/>
+      <w:numFmt w:val="bullet"/>
+      <w:lvlText w:val=""/>
+      <w:lvlJc w:val="left"/>
+      <w:pPr>
+        <w:tabs>
+          <w:tab w:val="num" w:pos="5760"/>
+        </w:tabs>
+        <w:ind w:left="5760" w:hanging="360"/>
+      </w:pPr>
+      <w:rPr>
+        <w:rFonts w:ascii="Wingdings" w:hAnsi="Wingdings" w:hint="default"/>
+        <w:sz w:val="20"/>
+      </w:rPr>
+    </w:lvl>
+    <w:lvl w:ilvl="8" w:tentative="1">
+      <w:start w:val="1"/>
+      <w:numFmt w:val="bullet"/>
+      <w:lvlText w:val=""/>
+      <w:lvlJc w:val="left"/>
+      <w:pPr>
+        <w:tabs>
+          <w:tab w:val="num" w:pos="6480"/>
+        </w:tabs>
+        <w:ind w:left="6480" w:hanging="360"/>
+      </w:pPr>
+      <w:rPr>
+        <w:rFonts w:ascii="Wingdings" w:hAnsi="Wingdings" w:hint="default"/>
+        <w:sz w:val="20"/>
+      </w:rPr>
+    </w:lvl>
+  </w:abstractNum>
+  <w:abstractNum w:abstractNumId="15" w15:restartNumberingAfterBreak="0">
     <w:nsid w:val="5BAF162D"/>
     <w:multiLevelType w:val="multilevel"/>
     <w:tmpl w:val="E804A51C"/>
@@ -2482,7 +5969,7 @@
       </w:rPr>
     </w:lvl>
   </w:abstractNum>
-  <w:abstractNum w:abstractNumId="3" w15:restartNumberingAfterBreak="0">
+  <w:abstractNum w:abstractNumId="16" w15:restartNumberingAfterBreak="0">
     <w:nsid w:val="5CC956DA"/>
     <w:multiLevelType w:val="multilevel"/>
     <w:tmpl w:val="71705A3A"/>
@@ -2631,7 +6118,245 @@
       </w:rPr>
     </w:lvl>
   </w:abstractNum>
-  <w:abstractNum w:abstractNumId="4" w15:restartNumberingAfterBreak="0">
+  <w:abstractNum w:abstractNumId="17" w15:restartNumberingAfterBreak="0">
+    <w:nsid w:val="632B2231"/>
+    <w:multiLevelType w:val="hybridMultilevel"/>
+    <w:tmpl w:val="E05261F4"/>
+    <w:lvl w:ilvl="0" w:tplc="1009000F">
+      <w:start w:val="1"/>
+      <w:numFmt w:val="decimal"/>
+      <w:lvlText w:val="%1."/>
+      <w:lvlJc w:val="left"/>
+      <w:pPr>
+        <w:ind w:left="720" w:hanging="360"/>
+      </w:pPr>
+      <w:rPr>
+        <w:rFonts w:hint="default"/>
+      </w:rPr>
+    </w:lvl>
+    <w:lvl w:ilvl="1" w:tplc="10090019" w:tentative="1">
+      <w:start w:val="1"/>
+      <w:numFmt w:val="lowerLetter"/>
+      <w:lvlText w:val="%2."/>
+      <w:lvlJc w:val="left"/>
+      <w:pPr>
+        <w:ind w:left="1440" w:hanging="360"/>
+      </w:pPr>
+    </w:lvl>
+    <w:lvl w:ilvl="2" w:tplc="1009001B" w:tentative="1">
+      <w:start w:val="1"/>
+      <w:numFmt w:val="lowerRoman"/>
+      <w:lvlText w:val="%3."/>
+      <w:lvlJc w:val="right"/>
+      <w:pPr>
+        <w:ind w:left="2160" w:hanging="180"/>
+      </w:pPr>
+    </w:lvl>
+    <w:lvl w:ilvl="3" w:tplc="1009000F" w:tentative="1">
+      <w:start w:val="1"/>
+      <w:numFmt w:val="decimal"/>
+      <w:lvlText w:val="%4."/>
+      <w:lvlJc w:val="left"/>
+      <w:pPr>
+        <w:ind w:left="2880" w:hanging="360"/>
+      </w:pPr>
+    </w:lvl>
+    <w:lvl w:ilvl="4" w:tplc="10090019" w:tentative="1">
+      <w:start w:val="1"/>
+      <w:numFmt w:val="lowerLetter"/>
+      <w:lvlText w:val="%5."/>
+      <w:lvlJc w:val="left"/>
+      <w:pPr>
+        <w:ind w:left="3600" w:hanging="360"/>
+      </w:pPr>
+    </w:lvl>
+    <w:lvl w:ilvl="5" w:tplc="1009001B" w:tentative="1">
+      <w:start w:val="1"/>
+      <w:numFmt w:val="lowerRoman"/>
+      <w:lvlText w:val="%6."/>
+      <w:lvlJc w:val="right"/>
+      <w:pPr>
+        <w:ind w:left="4320" w:hanging="180"/>
+      </w:pPr>
+    </w:lvl>
+    <w:lvl w:ilvl="6" w:tplc="1009000F" w:tentative="1">
+      <w:start w:val="1"/>
+      <w:numFmt w:val="decimal"/>
+      <w:lvlText w:val="%7."/>
+      <w:lvlJc w:val="left"/>
+      <w:pPr>
+        <w:ind w:left="5040" w:hanging="360"/>
+      </w:pPr>
+    </w:lvl>
+    <w:lvl w:ilvl="7" w:tplc="10090019" w:tentative="1">
+      <w:start w:val="1"/>
+      <w:numFmt w:val="lowerLetter"/>
+      <w:lvlText w:val="%8."/>
+      <w:lvlJc w:val="left"/>
+      <w:pPr>
+        <w:ind w:left="5760" w:hanging="360"/>
+      </w:pPr>
+    </w:lvl>
+    <w:lvl w:ilvl="8" w:tplc="1009001B" w:tentative="1">
+      <w:start w:val="1"/>
+      <w:numFmt w:val="lowerRoman"/>
+      <w:lvlText w:val="%9."/>
+      <w:lvlJc w:val="right"/>
+      <w:pPr>
+        <w:ind w:left="6480" w:hanging="180"/>
+      </w:pPr>
+    </w:lvl>
+  </w:abstractNum>
+  <w:abstractNum w:abstractNumId="18" w15:restartNumberingAfterBreak="0">
+    <w:nsid w:val="67AF6899"/>
+    <w:multiLevelType w:val="multilevel"/>
+    <w:tmpl w:val="EAA8E18E"/>
+    <w:lvl w:ilvl="0">
+      <w:start w:val="1"/>
+      <w:numFmt w:val="bullet"/>
+      <w:lvlText w:val=""/>
+      <w:lvlJc w:val="left"/>
+      <w:pPr>
+        <w:tabs>
+          <w:tab w:val="num" w:pos="720"/>
+        </w:tabs>
+        <w:ind w:left="720" w:hanging="360"/>
+      </w:pPr>
+      <w:rPr>
+        <w:rFonts w:ascii="Symbol" w:hAnsi="Symbol" w:hint="default"/>
+        <w:sz w:val="20"/>
+      </w:rPr>
+    </w:lvl>
+    <w:lvl w:ilvl="1" w:tentative="1">
+      <w:start w:val="1"/>
+      <w:numFmt w:val="bullet"/>
+      <w:lvlText w:val="o"/>
+      <w:lvlJc w:val="left"/>
+      <w:pPr>
+        <w:tabs>
+          <w:tab w:val="num" w:pos="1440"/>
+        </w:tabs>
+        <w:ind w:left="1440" w:hanging="360"/>
+      </w:pPr>
+      <w:rPr>
+        <w:rFonts w:ascii="Courier New" w:hAnsi="Courier New" w:hint="default"/>
+        <w:sz w:val="20"/>
+      </w:rPr>
+    </w:lvl>
+    <w:lvl w:ilvl="2" w:tentative="1">
+      <w:start w:val="1"/>
+      <w:numFmt w:val="bullet"/>
+      <w:lvlText w:val=""/>
+      <w:lvlJc w:val="left"/>
+      <w:pPr>
+        <w:tabs>
+          <w:tab w:val="num" w:pos="2160"/>
+        </w:tabs>
+        <w:ind w:left="2160" w:hanging="360"/>
+      </w:pPr>
+      <w:rPr>
+        <w:rFonts w:ascii="Wingdings" w:hAnsi="Wingdings" w:hint="default"/>
+        <w:sz w:val="20"/>
+      </w:rPr>
+    </w:lvl>
+    <w:lvl w:ilvl="3" w:tentative="1">
+      <w:start w:val="1"/>
+      <w:numFmt w:val="bullet"/>
+      <w:lvlText w:val=""/>
+      <w:lvlJc w:val="left"/>
+      <w:pPr>
+        <w:tabs>
+          <w:tab w:val="num" w:pos="2880"/>
+        </w:tabs>
+        <w:ind w:left="2880" w:hanging="360"/>
+      </w:pPr>
+      <w:rPr>
+        <w:rFonts w:ascii="Wingdings" w:hAnsi="Wingdings" w:hint="default"/>
+        <w:sz w:val="20"/>
+      </w:rPr>
+    </w:lvl>
+    <w:lvl w:ilvl="4" w:tentative="1">
+      <w:start w:val="1"/>
+      <w:numFmt w:val="bullet"/>
+      <w:lvlText w:val=""/>
+      <w:lvlJc w:val="left"/>
+      <w:pPr>
+        <w:tabs>
+          <w:tab w:val="num" w:pos="3600"/>
+        </w:tabs>
+        <w:ind w:left="3600" w:hanging="360"/>
+      </w:pPr>
+      <w:rPr>
+        <w:rFonts w:ascii="Wingdings" w:hAnsi="Wingdings" w:hint="default"/>
+        <w:sz w:val="20"/>
+      </w:rPr>
+    </w:lvl>
+    <w:lvl w:ilvl="5" w:tentative="1">
+      <w:start w:val="1"/>
+      <w:numFmt w:val="bullet"/>
+      <w:lvlText w:val=""/>
+      <w:lvlJc w:val="left"/>
+      <w:pPr>
+        <w:tabs>
+          <w:tab w:val="num" w:pos="4320"/>
+        </w:tabs>
+        <w:ind w:left="4320" w:hanging="360"/>
+      </w:pPr>
+      <w:rPr>
+        <w:rFonts w:ascii="Wingdings" w:hAnsi="Wingdings" w:hint="default"/>
+        <w:sz w:val="20"/>
+      </w:rPr>
+    </w:lvl>
+    <w:lvl w:ilvl="6" w:tentative="1">
+      <w:start w:val="1"/>
+      <w:numFmt w:val="bullet"/>
+      <w:lvlText w:val=""/>
+      <w:lvlJc w:val="left"/>
+      <w:pPr>
+        <w:tabs>
+          <w:tab w:val="num" w:pos="5040"/>
+        </w:tabs>
+        <w:ind w:left="5040" w:hanging="360"/>
+      </w:pPr>
+      <w:rPr>
+        <w:rFonts w:ascii="Wingdings" w:hAnsi="Wingdings" w:hint="default"/>
+        <w:sz w:val="20"/>
+      </w:rPr>
+    </w:lvl>
+    <w:lvl w:ilvl="7" w:tentative="1">
+      <w:start w:val="1"/>
+      <w:numFmt w:val="bullet"/>
+      <w:lvlText w:val=""/>
+      <w:lvlJc w:val="left"/>
+      <w:pPr>
+        <w:tabs>
+          <w:tab w:val="num" w:pos="5760"/>
+        </w:tabs>
+        <w:ind w:left="5760" w:hanging="360"/>
+      </w:pPr>
+      <w:rPr>
+        <w:rFonts w:ascii="Wingdings" w:hAnsi="Wingdings" w:hint="default"/>
+        <w:sz w:val="20"/>
+      </w:rPr>
+    </w:lvl>
+    <w:lvl w:ilvl="8" w:tentative="1">
+      <w:start w:val="1"/>
+      <w:numFmt w:val="bullet"/>
+      <w:lvlText w:val=""/>
+      <w:lvlJc w:val="left"/>
+      <w:pPr>
+        <w:tabs>
+          <w:tab w:val="num" w:pos="6480"/>
+        </w:tabs>
+        <w:ind w:left="6480" w:hanging="360"/>
+      </w:pPr>
+      <w:rPr>
+        <w:rFonts w:ascii="Wingdings" w:hAnsi="Wingdings" w:hint="default"/>
+        <w:sz w:val="20"/>
+      </w:rPr>
+    </w:lvl>
+  </w:abstractNum>
+  <w:abstractNum w:abstractNumId="19" w15:restartNumberingAfterBreak="0">
     <w:nsid w:val="79184ED9"/>
     <w:multiLevelType w:val="multilevel"/>
     <w:tmpl w:val="23B66AFC"/>
@@ -2780,7 +6505,7 @@
       </w:rPr>
     </w:lvl>
   </w:abstractNum>
-  <w:abstractNum w:abstractNumId="5" w15:restartNumberingAfterBreak="0">
+  <w:abstractNum w:abstractNumId="20" w15:restartNumberingAfterBreak="0">
     <w:nsid w:val="793D5B65"/>
     <w:multiLevelType w:val="multilevel"/>
     <w:tmpl w:val="0E566144"/>
@@ -2929,23 +6654,220 @@
       </w:rPr>
     </w:lvl>
   </w:abstractNum>
+  <w:abstractNum w:abstractNumId="21" w15:restartNumberingAfterBreak="0">
+    <w:nsid w:val="7C906E29"/>
+    <w:multiLevelType w:val="multilevel"/>
+    <w:tmpl w:val="AEB6ED0A"/>
+    <w:lvl w:ilvl="0">
+      <w:start w:val="1"/>
+      <w:numFmt w:val="bullet"/>
+      <w:lvlText w:val=""/>
+      <w:lvlJc w:val="left"/>
+      <w:pPr>
+        <w:tabs>
+          <w:tab w:val="num" w:pos="720"/>
+        </w:tabs>
+        <w:ind w:left="720" w:hanging="360"/>
+      </w:pPr>
+      <w:rPr>
+        <w:rFonts w:ascii="Symbol" w:hAnsi="Symbol" w:hint="default"/>
+        <w:sz w:val="20"/>
+      </w:rPr>
+    </w:lvl>
+    <w:lvl w:ilvl="1" w:tentative="1">
+      <w:start w:val="1"/>
+      <w:numFmt w:val="bullet"/>
+      <w:lvlText w:val="o"/>
+      <w:lvlJc w:val="left"/>
+      <w:pPr>
+        <w:tabs>
+          <w:tab w:val="num" w:pos="1440"/>
+        </w:tabs>
+        <w:ind w:left="1440" w:hanging="360"/>
+      </w:pPr>
+      <w:rPr>
+        <w:rFonts w:ascii="Courier New" w:hAnsi="Courier New" w:hint="default"/>
+        <w:sz w:val="20"/>
+      </w:rPr>
+    </w:lvl>
+    <w:lvl w:ilvl="2" w:tentative="1">
+      <w:start w:val="1"/>
+      <w:numFmt w:val="bullet"/>
+      <w:lvlText w:val=""/>
+      <w:lvlJc w:val="left"/>
+      <w:pPr>
+        <w:tabs>
+          <w:tab w:val="num" w:pos="2160"/>
+        </w:tabs>
+        <w:ind w:left="2160" w:hanging="360"/>
+      </w:pPr>
+      <w:rPr>
+        <w:rFonts w:ascii="Wingdings" w:hAnsi="Wingdings" w:hint="default"/>
+        <w:sz w:val="20"/>
+      </w:rPr>
+    </w:lvl>
+    <w:lvl w:ilvl="3" w:tentative="1">
+      <w:start w:val="1"/>
+      <w:numFmt w:val="bullet"/>
+      <w:lvlText w:val=""/>
+      <w:lvlJc w:val="left"/>
+      <w:pPr>
+        <w:tabs>
+          <w:tab w:val="num" w:pos="2880"/>
+        </w:tabs>
+        <w:ind w:left="2880" w:hanging="360"/>
+      </w:pPr>
+      <w:rPr>
+        <w:rFonts w:ascii="Wingdings" w:hAnsi="Wingdings" w:hint="default"/>
+        <w:sz w:val="20"/>
+      </w:rPr>
+    </w:lvl>
+    <w:lvl w:ilvl="4" w:tentative="1">
+      <w:start w:val="1"/>
+      <w:numFmt w:val="bullet"/>
+      <w:lvlText w:val=""/>
+      <w:lvlJc w:val="left"/>
+      <w:pPr>
+        <w:tabs>
+          <w:tab w:val="num" w:pos="3600"/>
+        </w:tabs>
+        <w:ind w:left="3600" w:hanging="360"/>
+      </w:pPr>
+      <w:rPr>
+        <w:rFonts w:ascii="Wingdings" w:hAnsi="Wingdings" w:hint="default"/>
+        <w:sz w:val="20"/>
+      </w:rPr>
+    </w:lvl>
+    <w:lvl w:ilvl="5" w:tentative="1">
+      <w:start w:val="1"/>
+      <w:numFmt w:val="bullet"/>
+      <w:lvlText w:val=""/>
+      <w:lvlJc w:val="left"/>
+      <w:pPr>
+        <w:tabs>
+          <w:tab w:val="num" w:pos="4320"/>
+        </w:tabs>
+        <w:ind w:left="4320" w:hanging="360"/>
+      </w:pPr>
+      <w:rPr>
+        <w:rFonts w:ascii="Wingdings" w:hAnsi="Wingdings" w:hint="default"/>
+        <w:sz w:val="20"/>
+      </w:rPr>
+    </w:lvl>
+    <w:lvl w:ilvl="6" w:tentative="1">
+      <w:start w:val="1"/>
+      <w:numFmt w:val="bullet"/>
+      <w:lvlText w:val=""/>
+      <w:lvlJc w:val="left"/>
+      <w:pPr>
+        <w:tabs>
+          <w:tab w:val="num" w:pos="5040"/>
+        </w:tabs>
+        <w:ind w:left="5040" w:hanging="360"/>
+      </w:pPr>
+      <w:rPr>
+        <w:rFonts w:ascii="Wingdings" w:hAnsi="Wingdings" w:hint="default"/>
+        <w:sz w:val="20"/>
+      </w:rPr>
+    </w:lvl>
+    <w:lvl w:ilvl="7" w:tentative="1">
+      <w:start w:val="1"/>
+      <w:numFmt w:val="bullet"/>
+      <w:lvlText w:val=""/>
+      <w:lvlJc w:val="left"/>
+      <w:pPr>
+        <w:tabs>
+          <w:tab w:val="num" w:pos="5760"/>
+        </w:tabs>
+        <w:ind w:left="5760" w:hanging="360"/>
+      </w:pPr>
+      <w:rPr>
+        <w:rFonts w:ascii="Wingdings" w:hAnsi="Wingdings" w:hint="default"/>
+        <w:sz w:val="20"/>
+      </w:rPr>
+    </w:lvl>
+    <w:lvl w:ilvl="8" w:tentative="1">
+      <w:start w:val="1"/>
+      <w:numFmt w:val="bullet"/>
+      <w:lvlText w:val=""/>
+      <w:lvlJc w:val="left"/>
+      <w:pPr>
+        <w:tabs>
+          <w:tab w:val="num" w:pos="6480"/>
+        </w:tabs>
+        <w:ind w:left="6480" w:hanging="360"/>
+      </w:pPr>
+      <w:rPr>
+        <w:rFonts w:ascii="Wingdings" w:hAnsi="Wingdings" w:hint="default"/>
+        <w:sz w:val="20"/>
+      </w:rPr>
+    </w:lvl>
+  </w:abstractNum>
   <w:num w:numId="1" w16cid:durableId="1684546902">
-    <w:abstractNumId w:val="4"/>
+    <w:abstractNumId w:val="19"/>
   </w:num>
   <w:num w:numId="2" w16cid:durableId="1874616022">
+    <w:abstractNumId w:val="20"/>
+  </w:num>
+  <w:num w:numId="3" w16cid:durableId="1729184163">
+    <w:abstractNumId w:val="8"/>
+  </w:num>
+  <w:num w:numId="4" w16cid:durableId="2043090333">
+    <w:abstractNumId w:val="16"/>
+  </w:num>
+  <w:num w:numId="5" w16cid:durableId="1385176745">
+    <w:abstractNumId w:val="15"/>
+  </w:num>
+  <w:num w:numId="6" w16cid:durableId="1193956287">
+    <w:abstractNumId w:val="12"/>
+  </w:num>
+  <w:num w:numId="7" w16cid:durableId="1046022779">
+    <w:abstractNumId w:val="3"/>
+  </w:num>
+  <w:num w:numId="8" w16cid:durableId="1094401853">
+    <w:abstractNumId w:val="9"/>
+  </w:num>
+  <w:num w:numId="9" w16cid:durableId="1016884134">
+    <w:abstractNumId w:val="14"/>
+  </w:num>
+  <w:num w:numId="10" w16cid:durableId="928580354">
+    <w:abstractNumId w:val="7"/>
+  </w:num>
+  <w:num w:numId="11" w16cid:durableId="161438518">
+    <w:abstractNumId w:val="2"/>
+  </w:num>
+  <w:num w:numId="12" w16cid:durableId="778527467">
+    <w:abstractNumId w:val="21"/>
+  </w:num>
+  <w:num w:numId="13" w16cid:durableId="381753101">
     <w:abstractNumId w:val="5"/>
   </w:num>
-  <w:num w:numId="3" w16cid:durableId="1729184163">
+  <w:num w:numId="14" w16cid:durableId="1918057288">
     <w:abstractNumId w:val="0"/>
   </w:num>
-  <w:num w:numId="4" w16cid:durableId="2043090333">
-    <w:abstractNumId w:val="3"/>
+  <w:num w:numId="15" w16cid:durableId="1498689609">
+    <w:abstractNumId w:val="18"/>
   </w:num>
-  <w:num w:numId="5" w16cid:durableId="1385176745">
-    <w:abstractNumId w:val="2"/>
+  <w:num w:numId="16" w16cid:durableId="1632788745">
+    <w:abstractNumId w:val="6"/>
   </w:num>
-  <w:num w:numId="6" w16cid:durableId="1193956287">
+  <w:num w:numId="17" w16cid:durableId="609169143">
+    <w:abstractNumId w:val="13"/>
+  </w:num>
+  <w:num w:numId="18" w16cid:durableId="1632174644">
     <w:abstractNumId w:val="1"/>
+  </w:num>
+  <w:num w:numId="19" w16cid:durableId="572551232">
+    <w:abstractNumId w:val="10"/>
+  </w:num>
+  <w:num w:numId="20" w16cid:durableId="386030333">
+    <w:abstractNumId w:val="17"/>
+  </w:num>
+  <w:num w:numId="21" w16cid:durableId="664360195">
+    <w:abstractNumId w:val="11"/>
+  </w:num>
+  <w:num w:numId="22" w16cid:durableId="918444739">
+    <w:abstractNumId w:val="4"/>
   </w:num>
 </w:numbering>
 </file>
